--- a/04-目标系统需求分析/目标系统需求分析报告.docx
+++ b/04-目标系统需求分析/目标系统需求分析报告.docx
@@ -12,23 +12,126 @@
       </w:r>
     </w:p>
     <w:p>
+      <w:pPr>
+        <w:ind w:left="283"/>
+      </w:pPr>
       <w:r>
-        <w:t>&gt; 所属阶段：第四阶段（目标系统需求分析报告）</w:t>
+        <w:t>所属阶段：第四阶段（目标系统需求分析报告）</w:t>
       </w:r>
     </w:p>
     <w:p>
+      <w:pPr>
+        <w:ind w:left="283"/>
+      </w:pPr>
       <w:r>
-        <w:t>&gt; 上游依据：《业务基线 V1.0（冻结版）》、《业务分析报告（确认版）》《业务流程优化说明》《人机分工清单》</w:t>
+        <w:t>上游依据：《业务基线 V1.0（冻结版）》、《业务分析报告（确认版）》《业务流程优化说明》《人机分工清单》</w:t>
       </w:r>
     </w:p>
     <w:p>
+      <w:pPr>
+        <w:ind w:left="283"/>
+      </w:pPr>
       <w:r>
-        <w:t>&gt; 需求编写规范：EARS（Ubiquitous / Event-driven / Unwanted / State-driven / Optional）</w:t>
+        <w:t>需求编写规范：EARS（Ubiquitous / Event-driven / Unwanted / State-driven / Optional）</w:t>
       </w:r>
     </w:p>
     <w:p>
+      <w:pPr>
+        <w:ind w:left="283"/>
+      </w:pPr>
       <w:r>
-        <w:t>&gt; 编号规范：需求 REQ-&lt;模块&gt;-&lt;序号&gt;；模块 M0–M8 ← 业务板块 B1–B8；切片 S1–S5</w:t>
+        <w:t>编号规范：</w:t>
+      </w:r>
+    </w:p>
+    <w:p>
+      <w:pPr>
+        <w:ind w:left="283"/>
+      </w:pPr>
+      <w:r>
+        <w:t xml:space="preserve">- </w:t>
+      </w:r>
+      <w:r>
+        <w:rPr>
+          <w:b/>
+        </w:rPr>
+        <w:t>系统目标</w:t>
+      </w:r>
+      <w:r>
+        <w:t xml:space="preserve"> `GOAL-01 ~ GOAL-04`</w:t>
+      </w:r>
+    </w:p>
+    <w:p>
+      <w:pPr>
+        <w:ind w:left="283"/>
+      </w:pPr>
+      <w:r>
+        <w:t xml:space="preserve">- </w:t>
+      </w:r>
+      <w:r>
+        <w:rPr>
+          <w:b/>
+        </w:rPr>
+        <w:t>功能需求</w:t>
+      </w:r>
+      <w:r>
+        <w:t xml:space="preserve"> `REQ-B&lt;板块号&gt;-&lt;三位序号&gt;`（对应业务板块 B1–B8；支撑类为 `REQ-M0-&lt;序号&gt;`），</w:t>
+      </w:r>
+      <w:r>
+        <w:rPr>
+          <w:b/>
+        </w:rPr>
+        <w:t>编号全篇唯一且连续，不跳号</w:t>
+      </w:r>
+    </w:p>
+    <w:p>
+      <w:pPr>
+        <w:ind w:left="283"/>
+      </w:pPr>
+      <w:r>
+        <w:t xml:space="preserve">- </w:t>
+      </w:r>
+      <w:r>
+        <w:rPr>
+          <w:b/>
+        </w:rPr>
+        <w:t>非功能需求</w:t>
+      </w:r>
+      <w:r>
+        <w:t xml:space="preserve"> 见《非功能需求初步说明》`NFR-&lt;类别&gt;-&lt;序号&gt;`</w:t>
+      </w:r>
+    </w:p>
+    <w:p>
+      <w:pPr>
+        <w:ind w:left="283"/>
+      </w:pPr>
+      <w:r>
+        <w:t xml:space="preserve">- </w:t>
+      </w:r>
+      <w:r>
+        <w:rPr>
+          <w:b/>
+        </w:rPr>
+        <w:t>系统规则</w:t>
+      </w:r>
+      <w:r>
+        <w:t xml:space="preserve"> `SYS-R1 ~ SYS-R10`；</w:t>
+      </w:r>
+      <w:r>
+        <w:rPr>
+          <w:b/>
+        </w:rPr>
+        <w:t>切片</w:t>
+      </w:r>
+      <w:r>
+        <w:t xml:space="preserve"> `S1–S6`</w:t>
+      </w:r>
+    </w:p>
+    <w:p>
+      <w:pPr>
+        <w:ind w:left="283"/>
+      </w:pPr>
+      <w:r>
+        <w:t>- 模块 M1–M8 ← 业务板块 B1–B8，加系统支撑 M0</w:t>
       </w:r>
     </w:p>
     <w:p>
@@ -59,105 +162,13 @@
       </w:r>
     </w:p>
     <w:p>
-      <w:pPr>
-        <w:jc w:val="center"/>
-      </w:pPr>
       <w:r>
-        <w:drawing>
-          <wp:inline xmlns:a="http://schemas.openxmlformats.org/drawingml/2006/main" xmlns:pic="http://schemas.openxmlformats.org/drawingml/2006/picture">
-            <wp:extent cx="5669280" cy="3150926"/>
-            <wp:docPr id="1" name="Picture 1"/>
-            <wp:cNvGraphicFramePr>
-              <a:graphicFrameLocks noChangeAspect="1"/>
-            </wp:cNvGraphicFramePr>
-            <a:graphic>
-              <a:graphicData uri="http://schemas.openxmlformats.org/drawingml/2006/picture">
-                <pic:pic>
-                  <pic:nvPicPr>
-                    <pic:cNvPr id="0" name="系统功能结构图.png"/>
-                    <pic:cNvPicPr/>
-                  </pic:nvPicPr>
-                  <pic:blipFill>
-                    <a:blip r:embed="rId9"/>
-                    <a:stretch>
-                      <a:fillRect/>
-                    </a:stretch>
-                  </pic:blipFill>
-                  <pic:spPr>
-                    <a:xfrm>
-                      <a:off x="0" y="0"/>
-                      <a:ext cx="5669280" cy="3150926"/>
-                    </a:xfrm>
-                    <a:prstGeom prst="rect"/>
-                  </pic:spPr>
-                </pic:pic>
-              </a:graphicData>
-            </a:graphic>
-          </wp:inline>
-        </w:drawing>
+        <w:t>![图 1 系统功能结构图](系统功能结构图.png)</w:t>
       </w:r>
     </w:p>
     <w:p>
-      <w:pPr>
-        <w:jc w:val="center"/>
-      </w:pPr>
       <w:r>
-        <w:rPr>
-          <w:i/>
-          <w:sz w:val="18"/>
-        </w:rPr>
-        <w:t>图 1 系统功能结构图</w:t>
-      </w:r>
-    </w:p>
-    <w:p>
-      <w:pPr>
-        <w:jc w:val="center"/>
-      </w:pPr>
-      <w:r>
-        <w:drawing>
-          <wp:inline xmlns:a="http://schemas.openxmlformats.org/drawingml/2006/main" xmlns:pic="http://schemas.openxmlformats.org/drawingml/2006/picture">
-            <wp:extent cx="5669280" cy="2231906"/>
-            <wp:docPr id="2" name="Picture 2"/>
-            <wp:cNvGraphicFramePr>
-              <a:graphicFrameLocks noChangeAspect="1"/>
-            </wp:cNvGraphicFramePr>
-            <a:graphic>
-              <a:graphicData uri="http://schemas.openxmlformats.org/drawingml/2006/picture">
-                <pic:pic>
-                  <pic:nvPicPr>
-                    <pic:cNvPr id="0" name="需求切片路线图.png"/>
-                    <pic:cNvPicPr/>
-                  </pic:nvPicPr>
-                  <pic:blipFill>
-                    <a:blip r:embed="rId10"/>
-                    <a:stretch>
-                      <a:fillRect/>
-                    </a:stretch>
-                  </pic:blipFill>
-                  <pic:spPr>
-                    <a:xfrm>
-                      <a:off x="0" y="0"/>
-                      <a:ext cx="5669280" cy="2231906"/>
-                    </a:xfrm>
-                    <a:prstGeom prst="rect"/>
-                  </pic:spPr>
-                </pic:pic>
-              </a:graphicData>
-            </a:graphic>
-          </wp:inline>
-        </w:drawing>
-      </w:r>
-    </w:p>
-    <w:p>
-      <w:pPr>
-        <w:jc w:val="center"/>
-      </w:pPr>
-      <w:r>
-        <w:rPr>
-          <w:i/>
-          <w:sz w:val="18"/>
-        </w:rPr>
-        <w:t>图 2 需求切片路线图</w:t>
+        <w:t>![图 2 需求切片路线图](需求切片路线图.png)</w:t>
       </w:r>
     </w:p>
     <w:p>
@@ -175,40 +186,40 @@
         <w:tblLook w:firstColumn="1" w:firstRow="1" w:lastColumn="0" w:lastRow="0" w:noHBand="0" w:noVBand="1" w:val="04A0"/>
       </w:tblPr>
       <w:tblGrid>
-        <w:gridCol w:w="1729"/>
-        <w:gridCol w:w="1729"/>
-        <w:gridCol w:w="1729"/>
-        <w:gridCol w:w="1729"/>
-        <w:gridCol w:w="1729"/>
+        <w:gridCol w:w="1994"/>
+        <w:gridCol w:w="1994"/>
+        <w:gridCol w:w="1994"/>
+        <w:gridCol w:w="1994"/>
+        <w:gridCol w:w="1994"/>
       </w:tblGrid>
       <w:tr>
         <w:tc>
           <w:tcPr>
-            <w:tcW w:type="dxa" w:w="1729"/>
+            <w:tcW w:type="dxa" w:w="1994"/>
           </w:tcPr>
           <w:p/>
         </w:tc>
         <w:tc>
           <w:tcPr>
-            <w:tcW w:type="dxa" w:w="1729"/>
+            <w:tcW w:type="dxa" w:w="1994"/>
           </w:tcPr>
           <w:p/>
         </w:tc>
         <w:tc>
           <w:tcPr>
-            <w:tcW w:type="dxa" w:w="1729"/>
+            <w:tcW w:type="dxa" w:w="1994"/>
           </w:tcPr>
           <w:p/>
         </w:tc>
         <w:tc>
           <w:tcPr>
-            <w:tcW w:type="dxa" w:w="1729"/>
+            <w:tcW w:type="dxa" w:w="1994"/>
           </w:tcPr>
           <w:p/>
         </w:tc>
         <w:tc>
           <w:tcPr>
-            <w:tcW w:type="dxa" w:w="1729"/>
+            <w:tcW w:type="dxa" w:w="1994"/>
           </w:tcPr>
           <w:p/>
         </w:tc>
@@ -216,13 +227,13 @@
       <w:tr>
         <w:tc>
           <w:tcPr>
-            <w:tcW w:type="dxa" w:w="1729"/>
+            <w:tcW w:type="dxa" w:w="1994"/>
           </w:tcPr>
           <w:p>
             <w:r>
               <w:rPr>
                 <w:rFonts w:ascii="Times New Roman" w:hAnsi="Times New Roman" w:eastAsia="宋体"/>
-                <w:sz w:val="19"/>
+                <w:sz w:val="17"/>
               </w:rPr>
               <w:t>切片</w:t>
             </w:r>
@@ -230,13 +241,13 @@
         </w:tc>
         <w:tc>
           <w:tcPr>
-            <w:tcW w:type="dxa" w:w="1729"/>
+            <w:tcW w:type="dxa" w:w="1994"/>
           </w:tcPr>
           <w:p>
             <w:r>
               <w:rPr>
                 <w:rFonts w:ascii="Times New Roman" w:hAnsi="Times New Roman" w:eastAsia="宋体"/>
-                <w:sz w:val="19"/>
+                <w:sz w:val="17"/>
               </w:rPr>
               <w:t>范围</w:t>
             </w:r>
@@ -244,13 +255,13 @@
         </w:tc>
         <w:tc>
           <w:tcPr>
-            <w:tcW w:type="dxa" w:w="1729"/>
+            <w:tcW w:type="dxa" w:w="1994"/>
           </w:tcPr>
           <w:p>
             <w:r>
               <w:rPr>
                 <w:rFonts w:ascii="Times New Roman" w:hAnsi="Times New Roman" w:eastAsia="宋体"/>
-                <w:sz w:val="19"/>
+                <w:sz w:val="17"/>
               </w:rPr>
               <w:t>优先级</w:t>
             </w:r>
@@ -258,13 +269,13 @@
         </w:tc>
         <w:tc>
           <w:tcPr>
-            <w:tcW w:type="dxa" w:w="1729"/>
+            <w:tcW w:type="dxa" w:w="1994"/>
           </w:tcPr>
           <w:p>
             <w:r>
               <w:rPr>
                 <w:rFonts w:ascii="Times New Roman" w:hAnsi="Times New Roman" w:eastAsia="宋体"/>
-                <w:sz w:val="19"/>
+                <w:sz w:val="17"/>
               </w:rPr>
               <w:t>理由</w:t>
             </w:r>
@@ -272,13 +283,13 @@
         </w:tc>
         <w:tc>
           <w:tcPr>
-            <w:tcW w:type="dxa" w:w="1729"/>
+            <w:tcW w:type="dxa" w:w="1994"/>
           </w:tcPr>
           <w:p>
             <w:r>
               <w:rPr>
                 <w:rFonts w:ascii="Times New Roman" w:hAnsi="Times New Roman" w:eastAsia="宋体"/>
-                <w:sz w:val="19"/>
+                <w:sz w:val="17"/>
               </w:rPr>
               <w:t>涉及活动/规则</w:t>
             </w:r>
@@ -288,13 +299,13 @@
       <w:tr>
         <w:tc>
           <w:tcPr>
-            <w:tcW w:type="dxa" w:w="1729"/>
+            <w:tcW w:type="dxa" w:w="1994"/>
           </w:tcPr>
           <w:p>
             <w:r>
               <w:rPr>
                 <w:rFonts w:ascii="Times New Roman" w:hAnsi="Times New Roman" w:eastAsia="宋体"/>
-                <w:sz w:val="19"/>
+                <w:sz w:val="17"/>
               </w:rPr>
               <w:t>S1</w:t>
             </w:r>
@@ -302,13 +313,13 @@
         </w:tc>
         <w:tc>
           <w:tcPr>
-            <w:tcW w:type="dxa" w:w="1729"/>
+            <w:tcW w:type="dxa" w:w="1994"/>
           </w:tcPr>
           <w:p>
             <w:r>
               <w:rPr>
                 <w:rFonts w:ascii="Times New Roman" w:hAnsi="Times New Roman" w:eastAsia="宋体"/>
-                <w:sz w:val="19"/>
+                <w:sz w:val="17"/>
               </w:rPr>
               <w:t>会员·会籍·课程·约课签到（最小可用闭环）</w:t>
             </w:r>
@@ -316,13 +327,13 @@
         </w:tc>
         <w:tc>
           <w:tcPr>
-            <w:tcW w:type="dxa" w:w="1729"/>
+            <w:tcW w:type="dxa" w:w="1994"/>
           </w:tcPr>
           <w:p>
             <w:r>
               <w:rPr>
                 <w:rFonts w:ascii="Times New Roman" w:hAnsi="Times New Roman" w:eastAsia="宋体"/>
-                <w:sz w:val="19"/>
+                <w:sz w:val="17"/>
               </w:rPr>
               <w:t>Must（P0）</w:t>
             </w:r>
@@ -330,13 +341,13 @@
         </w:tc>
         <w:tc>
           <w:tcPr>
-            <w:tcW w:type="dxa" w:w="1729"/>
+            <w:tcW w:type="dxa" w:w="1994"/>
           </w:tcPr>
           <w:p>
             <w:r>
               <w:rPr>
                 <w:rFonts w:ascii="Times New Roman" w:hAnsi="Times New Roman" w:eastAsia="宋体"/>
-                <w:sz w:val="19"/>
+                <w:sz w:val="17"/>
               </w:rPr>
               <w:t>承载核心价值，跑通即系统可用</w:t>
             </w:r>
@@ -344,13 +355,13 @@
         </w:tc>
         <w:tc>
           <w:tcPr>
-            <w:tcW w:type="dxa" w:w="1729"/>
+            <w:tcW w:type="dxa" w:w="1994"/>
           </w:tcPr>
           <w:p>
             <w:r>
               <w:rPr>
                 <w:rFonts w:ascii="Times New Roman" w:hAnsi="Times New Roman" w:eastAsia="宋体"/>
-                <w:sz w:val="19"/>
+                <w:sz w:val="17"/>
               </w:rPr>
               <w:t>A1–A6，R1–R5</w:t>
             </w:r>
@@ -360,13 +371,13 @@
       <w:tr>
         <w:tc>
           <w:tcPr>
-            <w:tcW w:type="dxa" w:w="1729"/>
+            <w:tcW w:type="dxa" w:w="1994"/>
           </w:tcPr>
           <w:p>
             <w:r>
               <w:rPr>
                 <w:rFonts w:ascii="Times New Roman" w:hAnsi="Times New Roman" w:eastAsia="宋体"/>
-                <w:sz w:val="19"/>
+                <w:sz w:val="17"/>
               </w:rPr>
               <w:t>S2</w:t>
             </w:r>
@@ -374,13 +385,13 @@
         </w:tc>
         <w:tc>
           <w:tcPr>
-            <w:tcW w:type="dxa" w:w="1729"/>
+            <w:tcW w:type="dxa" w:w="1994"/>
           </w:tcPr>
           <w:p>
             <w:r>
               <w:rPr>
                 <w:rFonts w:ascii="Times New Roman" w:hAnsi="Times New Roman" w:eastAsia="宋体"/>
-                <w:sz w:val="19"/>
+                <w:sz w:val="17"/>
               </w:rPr>
               <w:t>收费续费·对账</w:t>
             </w:r>
@@ -388,13 +399,13 @@
         </w:tc>
         <w:tc>
           <w:tcPr>
-            <w:tcW w:type="dxa" w:w="1729"/>
+            <w:tcW w:type="dxa" w:w="1994"/>
           </w:tcPr>
           <w:p>
             <w:r>
               <w:rPr>
                 <w:rFonts w:ascii="Times New Roman" w:hAnsi="Times New Roman" w:eastAsia="宋体"/>
-                <w:sz w:val="19"/>
+                <w:sz w:val="17"/>
               </w:rPr>
               <w:t>Must（P1）</w:t>
             </w:r>
@@ -402,13 +413,13 @@
         </w:tc>
         <w:tc>
           <w:tcPr>
-            <w:tcW w:type="dxa" w:w="1729"/>
+            <w:tcW w:type="dxa" w:w="1994"/>
           </w:tcPr>
           <w:p>
             <w:r>
               <w:rPr>
                 <w:rFonts w:ascii="Times New Roman" w:hAnsi="Times New Roman" w:eastAsia="宋体"/>
-                <w:sz w:val="19"/>
+                <w:sz w:val="17"/>
               </w:rPr>
               <w:t>收入闭环与提醒自动化</w:t>
             </w:r>
@@ -416,13 +427,13 @@
         </w:tc>
         <w:tc>
           <w:tcPr>
-            <w:tcW w:type="dxa" w:w="1729"/>
+            <w:tcW w:type="dxa" w:w="1994"/>
           </w:tcPr>
           <w:p>
             <w:r>
               <w:rPr>
                 <w:rFonts w:ascii="Times New Roman" w:hAnsi="Times New Roman" w:eastAsia="宋体"/>
-                <w:sz w:val="19"/>
+                <w:sz w:val="17"/>
               </w:rPr>
               <w:t>A1/A10，R6</w:t>
             </w:r>
@@ -432,13 +443,13 @@
       <w:tr>
         <w:tc>
           <w:tcPr>
-            <w:tcW w:type="dxa" w:w="1729"/>
+            <w:tcW w:type="dxa" w:w="1994"/>
           </w:tcPr>
           <w:p>
             <w:r>
               <w:rPr>
                 <w:rFonts w:ascii="Times New Roman" w:hAnsi="Times New Roman" w:eastAsia="宋体"/>
-                <w:sz w:val="19"/>
+                <w:sz w:val="17"/>
               </w:rPr>
               <w:t>S3</w:t>
             </w:r>
@@ -446,13 +457,13 @@
         </w:tc>
         <w:tc>
           <w:tcPr>
-            <w:tcW w:type="dxa" w:w="1729"/>
+            <w:tcW w:type="dxa" w:w="1994"/>
           </w:tcPr>
           <w:p>
             <w:r>
               <w:rPr>
                 <w:rFonts w:ascii="Times New Roman" w:hAnsi="Times New Roman" w:eastAsia="宋体"/>
-                <w:sz w:val="19"/>
+                <w:sz w:val="17"/>
               </w:rPr>
               <w:t>体验转化·私教业绩与提成</w:t>
             </w:r>
@@ -460,13 +471,13 @@
         </w:tc>
         <w:tc>
           <w:tcPr>
-            <w:tcW w:type="dxa" w:w="1729"/>
+            <w:tcW w:type="dxa" w:w="1994"/>
           </w:tcPr>
           <w:p>
             <w:r>
               <w:rPr>
                 <w:rFonts w:ascii="Times New Roman" w:hAnsi="Times New Roman" w:eastAsia="宋体"/>
-                <w:sz w:val="19"/>
+                <w:sz w:val="17"/>
               </w:rPr>
               <w:t>Should（P2）</w:t>
             </w:r>
@@ -474,13 +485,13 @@
         </w:tc>
         <w:tc>
           <w:tcPr>
-            <w:tcW w:type="dxa" w:w="1729"/>
+            <w:tcW w:type="dxa" w:w="1994"/>
           </w:tcPr>
           <w:p>
             <w:r>
               <w:rPr>
                 <w:rFonts w:ascii="Times New Roman" w:hAnsi="Times New Roman" w:eastAsia="宋体"/>
-                <w:sz w:val="19"/>
+                <w:sz w:val="17"/>
               </w:rPr>
               <w:t>直接支撑转化与提成目标</w:t>
             </w:r>
@@ -488,13 +499,13 @@
         </w:tc>
         <w:tc>
           <w:tcPr>
-            <w:tcW w:type="dxa" w:w="1729"/>
+            <w:tcW w:type="dxa" w:w="1994"/>
           </w:tcPr>
           <w:p>
             <w:r>
               <w:rPr>
                 <w:rFonts w:ascii="Times New Roman" w:hAnsi="Times New Roman" w:eastAsia="宋体"/>
-                <w:sz w:val="19"/>
+                <w:sz w:val="17"/>
               </w:rPr>
               <w:t>A2/A11，R9/R10</w:t>
             </w:r>
@@ -504,13 +515,13 @@
       <w:tr>
         <w:tc>
           <w:tcPr>
-            <w:tcW w:type="dxa" w:w="1729"/>
+            <w:tcW w:type="dxa" w:w="1994"/>
           </w:tcPr>
           <w:p>
             <w:r>
               <w:rPr>
                 <w:rFonts w:ascii="Times New Roman" w:hAnsi="Times New Roman" w:eastAsia="宋体"/>
-                <w:sz w:val="19"/>
+                <w:sz w:val="17"/>
               </w:rPr>
               <w:t>S4</w:t>
             </w:r>
@@ -518,13 +529,13 @@
         </w:tc>
         <w:tc>
           <w:tcPr>
-            <w:tcW w:type="dxa" w:w="1729"/>
+            <w:tcW w:type="dxa" w:w="1994"/>
           </w:tcPr>
           <w:p>
             <w:r>
               <w:rPr>
                 <w:rFonts w:ascii="Times New Roman" w:hAnsi="Times New Roman" w:eastAsia="宋体"/>
-                <w:sz w:val="19"/>
+                <w:sz w:val="17"/>
               </w:rPr>
               <w:t>流失/爽约预警（创新点）</w:t>
             </w:r>
@@ -532,13 +543,13 @@
         </w:tc>
         <w:tc>
           <w:tcPr>
-            <w:tcW w:type="dxa" w:w="1729"/>
+            <w:tcW w:type="dxa" w:w="1994"/>
           </w:tcPr>
           <w:p>
             <w:r>
               <w:rPr>
                 <w:rFonts w:ascii="Times New Roman" w:hAnsi="Times New Roman" w:eastAsia="宋体"/>
-                <w:sz w:val="19"/>
+                <w:sz w:val="17"/>
               </w:rPr>
               <w:t>Should（P2）</w:t>
             </w:r>
@@ -546,13 +557,13 @@
         </w:tc>
         <w:tc>
           <w:tcPr>
-            <w:tcW w:type="dxa" w:w="1729"/>
+            <w:tcW w:type="dxa" w:w="1994"/>
           </w:tcPr>
           <w:p>
             <w:r>
               <w:rPr>
                 <w:rFonts w:ascii="Times New Roman" w:hAnsi="Times New Roman" w:eastAsia="宋体"/>
-                <w:sz w:val="19"/>
+                <w:sz w:val="17"/>
               </w:rPr>
               <w:t>差异化能力，先规则式后模型</w:t>
             </w:r>
@@ -560,13 +571,13 @@
         </w:tc>
         <w:tc>
           <w:tcPr>
-            <w:tcW w:type="dxa" w:w="1729"/>
+            <w:tcW w:type="dxa" w:w="1994"/>
           </w:tcPr>
           <w:p>
             <w:r>
               <w:rPr>
                 <w:rFonts w:ascii="Times New Roman" w:hAnsi="Times New Roman" w:eastAsia="宋体"/>
-                <w:sz w:val="19"/>
+                <w:sz w:val="17"/>
               </w:rPr>
               <w:t>A7–A9，R7/R8</w:t>
             </w:r>
@@ -576,13 +587,13 @@
       <w:tr>
         <w:tc>
           <w:tcPr>
-            <w:tcW w:type="dxa" w:w="1729"/>
+            <w:tcW w:type="dxa" w:w="1994"/>
           </w:tcPr>
           <w:p>
             <w:r>
               <w:rPr>
                 <w:rFonts w:ascii="Times New Roman" w:hAnsi="Times New Roman" w:eastAsia="宋体"/>
-                <w:sz w:val="19"/>
+                <w:sz w:val="17"/>
               </w:rPr>
               <w:t>S5</w:t>
             </w:r>
@@ -590,13 +601,13 @@
         </w:tc>
         <w:tc>
           <w:tcPr>
-            <w:tcW w:type="dxa" w:w="1729"/>
+            <w:tcW w:type="dxa" w:w="1994"/>
           </w:tcPr>
           <w:p>
             <w:r>
               <w:rPr>
                 <w:rFonts w:ascii="Times New Roman" w:hAnsi="Times New Roman" w:eastAsia="宋体"/>
-                <w:sz w:val="19"/>
+                <w:sz w:val="17"/>
               </w:rPr>
               <w:t>投诉工单·运营报表</w:t>
             </w:r>
@@ -604,13 +615,13 @@
         </w:tc>
         <w:tc>
           <w:tcPr>
-            <w:tcW w:type="dxa" w:w="1729"/>
+            <w:tcW w:type="dxa" w:w="1994"/>
           </w:tcPr>
           <w:p>
             <w:r>
               <w:rPr>
                 <w:rFonts w:ascii="Times New Roman" w:hAnsi="Times New Roman" w:eastAsia="宋体"/>
-                <w:sz w:val="19"/>
+                <w:sz w:val="17"/>
               </w:rPr>
               <w:t>Could（P3）</w:t>
             </w:r>
@@ -618,13 +629,13 @@
         </w:tc>
         <w:tc>
           <w:tcPr>
-            <w:tcW w:type="dxa" w:w="1729"/>
+            <w:tcW w:type="dxa" w:w="1994"/>
           </w:tcPr>
           <w:p>
             <w:r>
               <w:rPr>
                 <w:rFonts w:ascii="Times New Roman" w:hAnsi="Times New Roman" w:eastAsia="宋体"/>
-                <w:sz w:val="19"/>
+                <w:sz w:val="17"/>
               </w:rPr>
               <w:t>管理闭环与数据决策</w:t>
             </w:r>
@@ -632,15 +643,87 @@
         </w:tc>
         <w:tc>
           <w:tcPr>
-            <w:tcW w:type="dxa" w:w="1729"/>
+            <w:tcW w:type="dxa" w:w="1994"/>
           </w:tcPr>
           <w:p>
             <w:r>
               <w:rPr>
                 <w:rFonts w:ascii="Times New Roman" w:hAnsi="Times New Roman" w:eastAsia="宋体"/>
-                <w:sz w:val="19"/>
+                <w:sz w:val="17"/>
               </w:rPr>
               <w:t>A10/B8，O8</w:t>
+            </w:r>
+          </w:p>
+        </w:tc>
+      </w:tr>
+      <w:tr>
+        <w:tc>
+          <w:tcPr>
+            <w:tcW w:type="dxa" w:w="1994"/>
+          </w:tcPr>
+          <w:p>
+            <w:r>
+              <w:rPr>
+                <w:rFonts w:ascii="Times New Roman" w:hAnsi="Times New Roman" w:eastAsia="宋体"/>
+                <w:sz w:val="17"/>
+              </w:rPr>
+              <w:t>S6</w:t>
+            </w:r>
+          </w:p>
+        </w:tc>
+        <w:tc>
+          <w:tcPr>
+            <w:tcW w:type="dxa" w:w="1994"/>
+          </w:tcPr>
+          <w:p>
+            <w:r>
+              <w:rPr>
+                <w:rFonts w:ascii="Times New Roman" w:hAnsi="Times New Roman" w:eastAsia="宋体"/>
+                <w:sz w:val="17"/>
+              </w:rPr>
+              <w:t>教练协同·场地运营（迭代新增）</w:t>
+            </w:r>
+          </w:p>
+        </w:tc>
+        <w:tc>
+          <w:tcPr>
+            <w:tcW w:type="dxa" w:w="1994"/>
+          </w:tcPr>
+          <w:p>
+            <w:r>
+              <w:rPr>
+                <w:rFonts w:ascii="Times New Roman" w:hAnsi="Times New Roman" w:eastAsia="宋体"/>
+                <w:sz w:val="17"/>
+              </w:rPr>
+              <w:t>Should（P2）</w:t>
+            </w:r>
+          </w:p>
+        </w:tc>
+        <w:tc>
+          <w:tcPr>
+            <w:tcW w:type="dxa" w:w="1994"/>
+          </w:tcPr>
+          <w:p>
+            <w:r>
+              <w:rPr>
+                <w:rFonts w:ascii="Times New Roman" w:hAnsi="Times New Roman" w:eastAsia="宋体"/>
+                <w:sz w:val="17"/>
+              </w:rPr>
+              <w:t>教练是排课与上课的承担者，场地是除课程外最主要的资源，两者都需要独立入口与冲突约束</w:t>
+            </w:r>
+          </w:p>
+        </w:tc>
+        <w:tc>
+          <w:tcPr>
+            <w:tcW w:type="dxa" w:w="1994"/>
+          </w:tcPr>
+          <w:p>
+            <w:r>
+              <w:rPr>
+                <w:rFonts w:ascii="Times New Roman" w:hAnsi="Times New Roman" w:eastAsia="宋体"/>
+                <w:sz w:val="17"/>
+              </w:rPr>
+              <w:t>A3/A5/A12，R3</w:t>
             </w:r>
           </w:p>
         </w:tc>
@@ -648,7 +731,21 @@
     </w:tbl>
     <w:p>
       <w:r>
-        <w:t>切片实施顺序：S1 → S2 → S3 → S4 → S5；每个切片独立完成"需求→测试→原型→设计→实现"。</w:t>
+        <w:t>切片实施顺序：S1 → S2 → S3 → S4 → S5 → S6；每个切片独立完成"需求→测试→原型→设计→实现"。</w:t>
+      </w:r>
+    </w:p>
+    <w:p>
+      <w:pPr>
+        <w:ind w:left="283"/>
+      </w:pPr>
+      <w:r>
+        <w:rPr>
+          <w:b/>
+        </w:rPr>
+        <w:t>S6 为本次迭代新增切片</w:t>
+      </w:r>
+      <w:r>
+        <w:t>，对应实现中的教练端（我的课表 / 学员名单 / 核销签到）与场地预约（4 个私有场馆 + 1 个公共区域）。</w:t>
       </w:r>
     </w:p>
     <w:p>
@@ -666,26 +763,26 @@
         <w:tblLook w:firstColumn="1" w:firstRow="1" w:lastColumn="0" w:lastRow="0" w:noHBand="0" w:noVBand="1" w:val="04A0"/>
       </w:tblPr>
       <w:tblGrid>
-        <w:gridCol w:w="2882"/>
-        <w:gridCol w:w="2882"/>
-        <w:gridCol w:w="2882"/>
+        <w:gridCol w:w="3324"/>
+        <w:gridCol w:w="3324"/>
+        <w:gridCol w:w="3324"/>
       </w:tblGrid>
       <w:tr>
         <w:tc>
           <w:tcPr>
-            <w:tcW w:type="dxa" w:w="2882"/>
+            <w:tcW w:type="dxa" w:w="3324"/>
           </w:tcPr>
           <w:p/>
         </w:tc>
         <w:tc>
           <w:tcPr>
-            <w:tcW w:type="dxa" w:w="2882"/>
+            <w:tcW w:type="dxa" w:w="3324"/>
           </w:tcPr>
           <w:p/>
         </w:tc>
         <w:tc>
           <w:tcPr>
-            <w:tcW w:type="dxa" w:w="2882"/>
+            <w:tcW w:type="dxa" w:w="3324"/>
           </w:tcPr>
           <w:p/>
         </w:tc>
@@ -693,13 +790,13 @@
       <w:tr>
         <w:tc>
           <w:tcPr>
-            <w:tcW w:type="dxa" w:w="2882"/>
+            <w:tcW w:type="dxa" w:w="3324"/>
           </w:tcPr>
           <w:p>
             <w:r>
               <w:rPr>
                 <w:rFonts w:ascii="Times New Roman" w:hAnsi="Times New Roman" w:eastAsia="宋体"/>
-                <w:sz w:val="19"/>
+                <w:sz w:val="17"/>
               </w:rPr>
               <w:t>业务侧</w:t>
             </w:r>
@@ -707,13 +804,13 @@
         </w:tc>
         <w:tc>
           <w:tcPr>
-            <w:tcW w:type="dxa" w:w="2882"/>
+            <w:tcW w:type="dxa" w:w="3324"/>
           </w:tcPr>
           <w:p>
             <w:r>
               <w:rPr>
                 <w:rFonts w:ascii="Times New Roman" w:hAnsi="Times New Roman" w:eastAsia="宋体"/>
-                <w:sz w:val="19"/>
+                <w:sz w:val="17"/>
               </w:rPr>
               <w:t>系统侧</w:t>
             </w:r>
@@ -721,13 +818,13 @@
         </w:tc>
         <w:tc>
           <w:tcPr>
-            <w:tcW w:type="dxa" w:w="2882"/>
+            <w:tcW w:type="dxa" w:w="3324"/>
           </w:tcPr>
           <w:p>
             <w:r>
               <w:rPr>
                 <w:rFonts w:ascii="Times New Roman" w:hAnsi="Times New Roman" w:eastAsia="宋体"/>
-                <w:sz w:val="19"/>
+                <w:sz w:val="17"/>
               </w:rPr>
               <w:t>落地位置</w:t>
             </w:r>
@@ -737,13 +834,13 @@
       <w:tr>
         <w:tc>
           <w:tcPr>
-            <w:tcW w:type="dxa" w:w="2882"/>
+            <w:tcW w:type="dxa" w:w="3324"/>
           </w:tcPr>
           <w:p>
             <w:r>
               <w:rPr>
                 <w:rFonts w:ascii="Times New Roman" w:hAnsi="Times New Roman" w:eastAsia="宋体"/>
-                <w:sz w:val="19"/>
+                <w:sz w:val="17"/>
               </w:rPr>
               <w:t>业务目标</w:t>
             </w:r>
@@ -751,29 +848,29 @@
         </w:tc>
         <w:tc>
           <w:tcPr>
-            <w:tcW w:type="dxa" w:w="2882"/>
+            <w:tcW w:type="dxa" w:w="3324"/>
           </w:tcPr>
           <w:p>
             <w:r>
               <w:rPr>
                 <w:rFonts w:ascii="Times New Roman" w:hAnsi="Times New Roman" w:eastAsia="宋体"/>
-                <w:sz w:val="19"/>
+                <w:sz w:val="17"/>
               </w:rPr>
-              <w:t>系统目标（§4）</w:t>
+              <w:t>系统目标 GOAL-01~05（§4）</w:t>
             </w:r>
           </w:p>
         </w:tc>
         <w:tc>
           <w:tcPr>
-            <w:tcW w:type="dxa" w:w="2882"/>
+            <w:tcW w:type="dxa" w:w="3324"/>
           </w:tcPr>
           <w:p>
             <w:r>
               <w:rPr>
                 <w:rFonts w:ascii="Times New Roman" w:hAnsi="Times New Roman" w:eastAsia="宋体"/>
-                <w:sz w:val="19"/>
+                <w:sz w:val="17"/>
               </w:rPr>
-              <w:t>REQ-M8-001 报表与预警</w:t>
+              <w:t>§4；报表能力见 REQ-B8-009</w:t>
             </w:r>
           </w:p>
         </w:tc>
@@ -781,13 +878,13 @@
       <w:tr>
         <w:tc>
           <w:tcPr>
-            <w:tcW w:type="dxa" w:w="2882"/>
+            <w:tcW w:type="dxa" w:w="3324"/>
           </w:tcPr>
           <w:p>
             <w:r>
               <w:rPr>
                 <w:rFonts w:ascii="Times New Roman" w:hAnsi="Times New Roman" w:eastAsia="宋体"/>
-                <w:sz w:val="19"/>
+                <w:sz w:val="17"/>
               </w:rPr>
               <w:t>业务结构 B1–B8</w:t>
             </w:r>
@@ -795,13 +892,13 @@
         </w:tc>
         <w:tc>
           <w:tcPr>
-            <w:tcW w:type="dxa" w:w="2882"/>
+            <w:tcW w:type="dxa" w:w="3324"/>
           </w:tcPr>
           <w:p>
             <w:r>
               <w:rPr>
                 <w:rFonts w:ascii="Times New Roman" w:hAnsi="Times New Roman" w:eastAsia="宋体"/>
-                <w:sz w:val="19"/>
+                <w:sz w:val="17"/>
               </w:rPr>
               <w:t>系统功能模块 M1–M8</w:t>
             </w:r>
@@ -809,13 +906,13 @@
         </w:tc>
         <w:tc>
           <w:tcPr>
-            <w:tcW w:type="dxa" w:w="2882"/>
+            <w:tcW w:type="dxa" w:w="3324"/>
           </w:tcPr>
           <w:p>
             <w:r>
               <w:rPr>
                 <w:rFonts w:ascii="Times New Roman" w:hAnsi="Times New Roman" w:eastAsia="宋体"/>
-                <w:sz w:val="19"/>
+                <w:sz w:val="17"/>
               </w:rPr>
               <w:t>§5 功能需求</w:t>
             </w:r>
@@ -825,13 +922,13 @@
       <w:tr>
         <w:tc>
           <w:tcPr>
-            <w:tcW w:type="dxa" w:w="2882"/>
+            <w:tcW w:type="dxa" w:w="3324"/>
           </w:tcPr>
           <w:p>
             <w:r>
               <w:rPr>
                 <w:rFonts w:ascii="Times New Roman" w:hAnsi="Times New Roman" w:eastAsia="宋体"/>
-                <w:sz w:val="19"/>
+                <w:sz w:val="17"/>
               </w:rPr>
               <w:t>业务角色</w:t>
             </w:r>
@@ -839,13 +936,13 @@
         </w:tc>
         <w:tc>
           <w:tcPr>
-            <w:tcW w:type="dxa" w:w="2882"/>
+            <w:tcW w:type="dxa" w:w="3324"/>
           </w:tcPr>
           <w:p>
             <w:r>
               <w:rPr>
                 <w:rFonts w:ascii="Times New Roman" w:hAnsi="Times New Roman" w:eastAsia="宋体"/>
-                <w:sz w:val="19"/>
+                <w:sz w:val="17"/>
               </w:rPr>
               <w:t>系统用户角色与权限</w:t>
             </w:r>
@@ -853,13 +950,13 @@
         </w:tc>
         <w:tc>
           <w:tcPr>
-            <w:tcW w:type="dxa" w:w="2882"/>
+            <w:tcW w:type="dxa" w:w="3324"/>
           </w:tcPr>
           <w:p>
             <w:r>
               <w:rPr>
                 <w:rFonts w:ascii="Times New Roman" w:hAnsi="Times New Roman" w:eastAsia="宋体"/>
-                <w:sz w:val="19"/>
+                <w:sz w:val="17"/>
               </w:rPr>
               <w:t>《用户角色与权限说明》</w:t>
             </w:r>
@@ -869,13 +966,13 @@
       <w:tr>
         <w:tc>
           <w:tcPr>
-            <w:tcW w:type="dxa" w:w="2882"/>
+            <w:tcW w:type="dxa" w:w="3324"/>
           </w:tcPr>
           <w:p>
             <w:r>
               <w:rPr>
                 <w:rFonts w:ascii="Times New Roman" w:hAnsi="Times New Roman" w:eastAsia="宋体"/>
-                <w:sz w:val="19"/>
+                <w:sz w:val="17"/>
               </w:rPr>
               <w:t>业务流程</w:t>
             </w:r>
@@ -883,13 +980,13 @@
         </w:tc>
         <w:tc>
           <w:tcPr>
-            <w:tcW w:type="dxa" w:w="2882"/>
+            <w:tcW w:type="dxa" w:w="3324"/>
           </w:tcPr>
           <w:p>
             <w:r>
               <w:rPr>
                 <w:rFonts w:ascii="Times New Roman" w:hAnsi="Times New Roman" w:eastAsia="宋体"/>
-                <w:sz w:val="19"/>
+                <w:sz w:val="17"/>
               </w:rPr>
               <w:t>系统流程与人机协作流程</w:t>
             </w:r>
@@ -897,13 +994,13 @@
         </w:tc>
         <w:tc>
           <w:tcPr>
-            <w:tcW w:type="dxa" w:w="2882"/>
+            <w:tcW w:type="dxa" w:w="3324"/>
           </w:tcPr>
           <w:p>
             <w:r>
               <w:rPr>
                 <w:rFonts w:ascii="Times New Roman" w:hAnsi="Times New Roman" w:eastAsia="宋体"/>
-                <w:sz w:val="19"/>
+                <w:sz w:val="17"/>
               </w:rPr>
               <w:t>《人机协作流程说明》</w:t>
             </w:r>
@@ -913,13 +1010,13 @@
       <w:tr>
         <w:tc>
           <w:tcPr>
-            <w:tcW w:type="dxa" w:w="2882"/>
+            <w:tcW w:type="dxa" w:w="3324"/>
           </w:tcPr>
           <w:p>
             <w:r>
               <w:rPr>
                 <w:rFonts w:ascii="Times New Roman" w:hAnsi="Times New Roman" w:eastAsia="宋体"/>
-                <w:sz w:val="19"/>
+                <w:sz w:val="17"/>
               </w:rPr>
               <w:t>业务活动 A1–A11</w:t>
             </w:r>
@@ -927,13 +1024,13 @@
         </w:tc>
         <w:tc>
           <w:tcPr>
-            <w:tcW w:type="dxa" w:w="2882"/>
+            <w:tcW w:type="dxa" w:w="3324"/>
           </w:tcPr>
           <w:p>
             <w:r>
               <w:rPr>
                 <w:rFonts w:ascii="Times New Roman" w:hAnsi="Times New Roman" w:eastAsia="宋体"/>
-                <w:sz w:val="19"/>
+                <w:sz w:val="17"/>
               </w:rPr>
               <w:t>页面操作/接口能力/系统动作</w:t>
             </w:r>
@@ -941,13 +1038,13 @@
         </w:tc>
         <w:tc>
           <w:tcPr>
-            <w:tcW w:type="dxa" w:w="2882"/>
+            <w:tcW w:type="dxa" w:w="3324"/>
           </w:tcPr>
           <w:p>
             <w:r>
               <w:rPr>
                 <w:rFonts w:ascii="Times New Roman" w:hAnsi="Times New Roman" w:eastAsia="宋体"/>
-                <w:sz w:val="19"/>
+                <w:sz w:val="17"/>
               </w:rPr>
               <w:t>§5、§9</w:t>
             </w:r>
@@ -957,13 +1054,13 @@
       <w:tr>
         <w:tc>
           <w:tcPr>
-            <w:tcW w:type="dxa" w:w="2882"/>
+            <w:tcW w:type="dxa" w:w="3324"/>
           </w:tcPr>
           <w:p>
             <w:r>
               <w:rPr>
                 <w:rFonts w:ascii="Times New Roman" w:hAnsi="Times New Roman" w:eastAsia="宋体"/>
-                <w:sz w:val="19"/>
+                <w:sz w:val="17"/>
               </w:rPr>
               <w:t>核心对象 O1–O8</w:t>
             </w:r>
@@ -971,13 +1068,13 @@
         </w:tc>
         <w:tc>
           <w:tcPr>
-            <w:tcW w:type="dxa" w:w="2882"/>
+            <w:tcW w:type="dxa" w:w="3324"/>
           </w:tcPr>
           <w:p>
             <w:r>
               <w:rPr>
                 <w:rFonts w:ascii="Times New Roman" w:hAnsi="Times New Roman" w:eastAsia="宋体"/>
-                <w:sz w:val="19"/>
+                <w:sz w:val="17"/>
               </w:rPr>
               <w:t>领域对象与数据对象</w:t>
             </w:r>
@@ -985,13 +1082,13 @@
         </w:tc>
         <w:tc>
           <w:tcPr>
-            <w:tcW w:type="dxa" w:w="2882"/>
+            <w:tcW w:type="dxa" w:w="3324"/>
           </w:tcPr>
           <w:p>
             <w:r>
               <w:rPr>
                 <w:rFonts w:ascii="Times New Roman" w:hAnsi="Times New Roman" w:eastAsia="宋体"/>
-                <w:sz w:val="19"/>
+                <w:sz w:val="17"/>
               </w:rPr>
               <w:t>§8</w:t>
             </w:r>
@@ -1001,13 +1098,13 @@
       <w:tr>
         <w:tc>
           <w:tcPr>
-            <w:tcW w:type="dxa" w:w="2882"/>
+            <w:tcW w:type="dxa" w:w="3324"/>
           </w:tcPr>
           <w:p>
             <w:r>
               <w:rPr>
                 <w:rFonts w:ascii="Times New Roman" w:hAnsi="Times New Roman" w:eastAsia="宋体"/>
-                <w:sz w:val="19"/>
+                <w:sz w:val="17"/>
               </w:rPr>
               <w:t>信息流转</w:t>
             </w:r>
@@ -1015,13 +1112,13 @@
         </w:tc>
         <w:tc>
           <w:tcPr>
-            <w:tcW w:type="dxa" w:w="2882"/>
+            <w:tcW w:type="dxa" w:w="3324"/>
           </w:tcPr>
           <w:p>
             <w:r>
               <w:rPr>
                 <w:rFonts w:ascii="Times New Roman" w:hAnsi="Times New Roman" w:eastAsia="宋体"/>
-                <w:sz w:val="19"/>
+                <w:sz w:val="17"/>
               </w:rPr>
               <w:t>页面字段/接口参数/数据库字段/报表需求</w:t>
             </w:r>
@@ -1029,13 +1126,13 @@
         </w:tc>
         <w:tc>
           <w:tcPr>
-            <w:tcW w:type="dxa" w:w="2882"/>
+            <w:tcW w:type="dxa" w:w="3324"/>
           </w:tcPr>
           <w:p>
             <w:r>
               <w:rPr>
                 <w:rFonts w:ascii="Times New Roman" w:hAnsi="Times New Roman" w:eastAsia="宋体"/>
-                <w:sz w:val="19"/>
+                <w:sz w:val="17"/>
               </w:rPr>
               <w:t>§8、§9、《输出报表与统计需求说明》</w:t>
             </w:r>
@@ -1045,13 +1142,13 @@
       <w:tr>
         <w:tc>
           <w:tcPr>
-            <w:tcW w:type="dxa" w:w="2882"/>
+            <w:tcW w:type="dxa" w:w="3324"/>
           </w:tcPr>
           <w:p>
             <w:r>
               <w:rPr>
                 <w:rFonts w:ascii="Times New Roman" w:hAnsi="Times New Roman" w:eastAsia="宋体"/>
-                <w:sz w:val="19"/>
+                <w:sz w:val="17"/>
               </w:rPr>
               <w:t>状态流转</w:t>
             </w:r>
@@ -1059,13 +1156,13 @@
         </w:tc>
         <w:tc>
           <w:tcPr>
-            <w:tcW w:type="dxa" w:w="2882"/>
+            <w:tcW w:type="dxa" w:w="3324"/>
           </w:tcPr>
           <w:p>
             <w:r>
               <w:rPr>
                 <w:rFonts w:ascii="Times New Roman" w:hAnsi="Times New Roman" w:eastAsia="宋体"/>
-                <w:sz w:val="19"/>
+                <w:sz w:val="17"/>
               </w:rPr>
               <w:t>系统状态机</w:t>
             </w:r>
@@ -1073,13 +1170,13 @@
         </w:tc>
         <w:tc>
           <w:tcPr>
-            <w:tcW w:type="dxa" w:w="2882"/>
+            <w:tcW w:type="dxa" w:w="3324"/>
           </w:tcPr>
           <w:p>
             <w:r>
               <w:rPr>
                 <w:rFonts w:ascii="Times New Roman" w:hAnsi="Times New Roman" w:eastAsia="宋体"/>
-                <w:sz w:val="19"/>
+                <w:sz w:val="17"/>
               </w:rPr>
               <w:t>《系统状态流转说明》</w:t>
             </w:r>
@@ -1089,13 +1186,13 @@
       <w:tr>
         <w:tc>
           <w:tcPr>
-            <w:tcW w:type="dxa" w:w="2882"/>
+            <w:tcW w:type="dxa" w:w="3324"/>
           </w:tcPr>
           <w:p>
             <w:r>
               <w:rPr>
                 <w:rFonts w:ascii="Times New Roman" w:hAnsi="Times New Roman" w:eastAsia="宋体"/>
-                <w:sz w:val="19"/>
+                <w:sz w:val="17"/>
               </w:rPr>
               <w:t>业务规则 R1–R10</w:t>
             </w:r>
@@ -1103,13 +1200,13 @@
         </w:tc>
         <w:tc>
           <w:tcPr>
-            <w:tcW w:type="dxa" w:w="2882"/>
+            <w:tcW w:type="dxa" w:w="3324"/>
           </w:tcPr>
           <w:p>
             <w:r>
               <w:rPr>
                 <w:rFonts w:ascii="Times New Roman" w:hAnsi="Times New Roman" w:eastAsia="宋体"/>
-                <w:sz w:val="19"/>
+                <w:sz w:val="17"/>
               </w:rPr>
               <w:t>系统规则与校验、测试用例</w:t>
             </w:r>
@@ -1117,13 +1214,13 @@
         </w:tc>
         <w:tc>
           <w:tcPr>
-            <w:tcW w:type="dxa" w:w="2882"/>
+            <w:tcW w:type="dxa" w:w="3324"/>
           </w:tcPr>
           <w:p>
             <w:r>
               <w:rPr>
                 <w:rFonts w:ascii="Times New Roman" w:hAnsi="Times New Roman" w:eastAsia="宋体"/>
-                <w:sz w:val="19"/>
+                <w:sz w:val="17"/>
               </w:rPr>
               <w:t>《系统规则与约束说明》《关键规则—需求—测试溯源表》</w:t>
             </w:r>
@@ -1133,13 +1230,13 @@
       <w:tr>
         <w:tc>
           <w:tcPr>
-            <w:tcW w:type="dxa" w:w="2882"/>
+            <w:tcW w:type="dxa" w:w="3324"/>
           </w:tcPr>
           <w:p>
             <w:r>
               <w:rPr>
                 <w:rFonts w:ascii="Times New Roman" w:hAnsi="Times New Roman" w:eastAsia="宋体"/>
-                <w:sz w:val="19"/>
+                <w:sz w:val="17"/>
               </w:rPr>
               <w:t>异常情况</w:t>
             </w:r>
@@ -1147,13 +1244,13 @@
         </w:tc>
         <w:tc>
           <w:tcPr>
-            <w:tcW w:type="dxa" w:w="2882"/>
+            <w:tcW w:type="dxa" w:w="3324"/>
           </w:tcPr>
           <w:p>
             <w:r>
               <w:rPr>
                 <w:rFonts w:ascii="Times New Roman" w:hAnsi="Times New Roman" w:eastAsia="宋体"/>
-                <w:sz w:val="19"/>
+                <w:sz w:val="17"/>
               </w:rPr>
               <w:t>异常流程/工单/告警/补偿</w:t>
             </w:r>
@@ -1161,13 +1258,13 @@
         </w:tc>
         <w:tc>
           <w:tcPr>
-            <w:tcW w:type="dxa" w:w="2882"/>
+            <w:tcW w:type="dxa" w:w="3324"/>
           </w:tcPr>
           <w:p>
             <w:r>
               <w:rPr>
                 <w:rFonts w:ascii="Times New Roman" w:hAnsi="Times New Roman" w:eastAsia="宋体"/>
-                <w:sz w:val="19"/>
+                <w:sz w:val="17"/>
               </w:rPr>
               <w:t>§10</w:t>
             </w:r>
@@ -1177,13 +1274,13 @@
       <w:tr>
         <w:tc>
           <w:tcPr>
-            <w:tcW w:type="dxa" w:w="2882"/>
+            <w:tcW w:type="dxa" w:w="3324"/>
           </w:tcPr>
           <w:p>
             <w:r>
               <w:rPr>
                 <w:rFonts w:ascii="Times New Roman" w:hAnsi="Times New Roman" w:eastAsia="宋体"/>
-                <w:sz w:val="19"/>
+                <w:sz w:val="17"/>
               </w:rPr>
               <w:t>可由系统承担的活动</w:t>
             </w:r>
@@ -1191,13 +1288,13 @@
         </w:tc>
         <w:tc>
           <w:tcPr>
-            <w:tcW w:type="dxa" w:w="2882"/>
+            <w:tcW w:type="dxa" w:w="3324"/>
           </w:tcPr>
           <w:p>
             <w:r>
               <w:rPr>
                 <w:rFonts w:ascii="Times New Roman" w:hAnsi="Times New Roman" w:eastAsia="宋体"/>
-                <w:sz w:val="19"/>
+                <w:sz w:val="17"/>
               </w:rPr>
               <w:t>自动化功能</w:t>
             </w:r>
@@ -1205,13 +1302,13 @@
         </w:tc>
         <w:tc>
           <w:tcPr>
-            <w:tcW w:type="dxa" w:w="2882"/>
+            <w:tcW w:type="dxa" w:w="3324"/>
           </w:tcPr>
           <w:p>
             <w:r>
               <w:rPr>
                 <w:rFonts w:ascii="Times New Roman" w:hAnsi="Times New Roman" w:eastAsia="宋体"/>
-                <w:sz w:val="19"/>
+                <w:sz w:val="17"/>
               </w:rPr>
               <w:t>§5（标记"自动"）</w:t>
             </w:r>
@@ -1232,7 +1329,16 @@
         <w:ind w:left="420"/>
       </w:pPr>
       <w:r>
-        <w:t>• 支撑月会员流失率 8%→5%、爽约率 25%→15%、体验转化 30%→40%（与业务基线一致，可验证）。</w:t>
+        <w:t xml:space="preserve">• </w:t>
+      </w:r>
+      <w:r>
+        <w:rPr>
+          <w:b/>
+        </w:rPr>
+        <w:t>GOAL-01</w:t>
+      </w:r>
+      <w:r>
+        <w:t xml:space="preserve"> 支撑月会员流失率 8%→5%、爽约率 25%→15%、体验转化 30%→40%（与业务基线一致，可验证）。</w:t>
       </w:r>
     </w:p>
     <w:p>
@@ -1240,7 +1346,16 @@
         <w:ind w:left="420"/>
       </w:pPr>
       <w:r>
-        <w:t>• 90% 以上日常约课与签到无需人工介入。</w:t>
+        <w:t xml:space="preserve">• </w:t>
+      </w:r>
+      <w:r>
+        <w:rPr>
+          <w:b/>
+        </w:rPr>
+        <w:t>GOAL-02</w:t>
+      </w:r>
+      <w:r>
+        <w:t xml:space="preserve"> 90% 以上日常约课与签到无需人工介入。</w:t>
       </w:r>
     </w:p>
     <w:p>
@@ -1248,7 +1363,16 @@
         <w:ind w:left="420"/>
       </w:pPr>
       <w:r>
-        <w:t>• 会籍到期提醒、提成核算、对账、报表实现自动化。</w:t>
+        <w:t xml:space="preserve">• </w:t>
+      </w:r>
+      <w:r>
+        <w:rPr>
+          <w:b/>
+        </w:rPr>
+        <w:t>GOAL-03</w:t>
+      </w:r>
+      <w:r>
+        <w:t xml:space="preserve"> 会籍到期提醒、提成核算、对账、报表实现自动化。</w:t>
       </w:r>
     </w:p>
     <w:p>
@@ -1256,7 +1380,33 @@
         <w:ind w:left="420"/>
       </w:pPr>
       <w:r>
-        <w:t>• 流失与爽约风险可预警、可跟进、可闭环。</w:t>
+        <w:t xml:space="preserve">• </w:t>
+      </w:r>
+      <w:r>
+        <w:rPr>
+          <w:b/>
+        </w:rPr>
+        <w:t>GOAL-04</w:t>
+      </w:r>
+      <w:r>
+        <w:t xml:space="preserve"> 流失与爽约风险可预警、可跟进、可闭环。</w:t>
+      </w:r>
+    </w:p>
+    <w:p>
+      <w:pPr>
+        <w:ind w:left="420"/>
+      </w:pPr>
+      <w:r>
+        <w:t xml:space="preserve">• </w:t>
+      </w:r>
+      <w:r>
+        <w:rPr>
+          <w:b/>
+        </w:rPr>
+        <w:t>GOAL-05</w:t>
+      </w:r>
+      <w:r>
+        <w:t xml:space="preserve"> 教练与场地资源可自助预约、可被门店统一编排，且资源占用不冲突。（S6）</w:t>
       </w:r>
     </w:p>
     <w:p>
@@ -1280,7 +1430,16 @@
         <w:ind w:left="420"/>
       </w:pPr>
       <w:r>
-        <w:t>• **REQ-B1-001（Ubiquitous）** 系统应维护会员档案与状态（潜在/有效/冻结/过期），所有状态变更应留痕（操作人、时间、原因）。</w:t>
+        <w:t xml:space="preserve">• </w:t>
+      </w:r>
+      <w:r>
+        <w:rPr>
+          <w:b/>
+        </w:rPr>
+        <w:t>REQ-B1-001（Ubiquitous）</w:t>
+      </w:r>
+      <w:r>
+        <w:t xml:space="preserve"> 系统应维护会员档案与状态（潜在/有效/冻结/过期），所有状态变更应留痕（操作人、时间、原因）。</w:t>
       </w:r>
     </w:p>
     <w:p>
@@ -1288,7 +1447,16 @@
         <w:ind w:left="420"/>
       </w:pPr>
       <w:r>
-        <w:t>• **REQ-B1-002（Event-driven）** 当会员完成购卡支付时，系统应生成会籍合同并将其状态置为"有效"。</w:t>
+        <w:t xml:space="preserve">• </w:t>
+      </w:r>
+      <w:r>
+        <w:rPr>
+          <w:b/>
+        </w:rPr>
+        <w:t>REQ-B1-002（Event-driven）</w:t>
+      </w:r>
+      <w:r>
+        <w:t xml:space="preserve"> 当会员完成购卡支付时，系统应生成会籍合同并将其状态置为"有效"。</w:t>
       </w:r>
     </w:p>
     <w:p>
@@ -1296,7 +1464,16 @@
         <w:ind w:left="420"/>
       </w:pPr>
       <w:r>
-        <w:t>• **REQ-B1-003（State-driven）** 在会籍处于"冻结"状态下，系统应禁止该会员发起预约。</w:t>
+        <w:t xml:space="preserve">• </w:t>
+      </w:r>
+      <w:r>
+        <w:rPr>
+          <w:b/>
+        </w:rPr>
+        <w:t>REQ-B1-003（State-driven）</w:t>
+      </w:r>
+      <w:r>
+        <w:t xml:space="preserve"> 在会籍处于"冻结"状态下，系统应禁止该会员发起预约。</w:t>
       </w:r>
     </w:p>
     <w:p>
@@ -1304,7 +1481,16 @@
         <w:ind w:left="420"/>
       </w:pPr>
       <w:r>
-        <w:t>• **REQ-B1-004（Event-driven）** 当会籍距到期日 ≤ 7 天时，系统应向会员发送续费提醒。（R6，D=7）</w:t>
+        <w:t xml:space="preserve">• </w:t>
+      </w:r>
+      <w:r>
+        <w:rPr>
+          <w:b/>
+        </w:rPr>
+        <w:t>REQ-B1-004（Event-driven）</w:t>
+      </w:r>
+      <w:r>
+        <w:t xml:space="preserve"> 当会籍距到期日 ≤ 7 天时，系统应向会员发送续费提醒。（R6，D=7）</w:t>
       </w:r>
     </w:p>
     <w:p>
@@ -1312,7 +1498,16 @@
         <w:ind w:left="420"/>
       </w:pPr>
       <w:r>
-        <w:t>• **REQ-B1-005（Unwanted）** 若会籍已过期，则系统应拦截其预约请求并引导续费。</w:t>
+        <w:t xml:space="preserve">• </w:t>
+      </w:r>
+      <w:r>
+        <w:rPr>
+          <w:b/>
+        </w:rPr>
+        <w:t>REQ-B1-005（Unwanted）</w:t>
+      </w:r>
+      <w:r>
+        <w:t xml:space="preserve"> 若会籍已过期，则系统应拦截其预约请求并引导续费。</w:t>
       </w:r>
     </w:p>
     <w:p>
@@ -1320,7 +1515,16 @@
         <w:ind w:left="420"/>
       </w:pPr>
       <w:r>
-        <w:t>• **REQ-B3-001（Event-driven）** 当教练提交排课时，系统应校验教练、场地与时间冲突；存在冲突时应拒绝并提示具体冲突项。</w:t>
+        <w:t xml:space="preserve">• </w:t>
+      </w:r>
+      <w:r>
+        <w:rPr>
+          <w:b/>
+        </w:rPr>
+        <w:t>REQ-B3-001（Event-driven）</w:t>
+      </w:r>
+      <w:r>
+        <w:t xml:space="preserve"> 当教练提交排课时，系统应校验教练、场地与时间冲突；存在冲突时应拒绝并提示具体冲突项。</w:t>
       </w:r>
     </w:p>
     <w:p>
@@ -1328,7 +1532,16 @@
         <w:ind w:left="420"/>
       </w:pPr>
       <w:r>
-        <w:t>• **REQ-B3-002（Event-driven）** 当课程发布时，系统应按容量开放预约名额，并支持候补队列。</w:t>
+        <w:t xml:space="preserve">• </w:t>
+      </w:r>
+      <w:r>
+        <w:rPr>
+          <w:b/>
+        </w:rPr>
+        <w:t>REQ-B3-002（Event-driven）</w:t>
+      </w:r>
+      <w:r>
+        <w:t xml:space="preserve"> 当课程发布时，系统应按容量开放预约名额，并支持候补队列。</w:t>
       </w:r>
     </w:p>
     <w:p>
@@ -1336,7 +1549,16 @@
         <w:ind w:left="420"/>
       </w:pPr>
       <w:r>
-        <w:t>• **REQ-B4-001（Event-driven）** 当会员提交预约时，系统应依次校验会籍有效性（R1）、课程容量与同成员时间冲突（R3）；校验失败应返回明确原因。</w:t>
+        <w:t xml:space="preserve">• </w:t>
+      </w:r>
+      <w:r>
+        <w:rPr>
+          <w:b/>
+        </w:rPr>
+        <w:t>REQ-B1-006（Event-driven）</w:t>
+      </w:r>
+      <w:r>
+        <w:t xml:space="preserve"> 当访客提交注册信息（用户名、密码、姓名、手机号）时，系统应在同一事务内创建登录账号、会员档案与角色绑定，并自动生成会员编号（M001 起），注册成功后直接签发令牌进入会员端。</w:t>
       </w:r>
     </w:p>
     <w:p>
@@ -1344,7 +1566,25 @@
         <w:ind w:left="420"/>
       </w:pPr>
       <w:r>
-        <w:t>• **REQ-B4-002（Event-driven）** 当会员扫码签到时，系统应将该预约状态更新为"已签到"并记录签到时间。</w:t>
+        <w:t xml:space="preserve">• </w:t>
+      </w:r>
+      <w:r>
+        <w:rPr>
+          <w:b/>
+        </w:rPr>
+        <w:t>REQ-B3-003（Ubiquitous）</w:t>
+      </w:r>
+      <w:r>
+        <w:t xml:space="preserve"> 系统应支持</w:t>
+      </w:r>
+      <w:r>
+        <w:rPr>
+          <w:b/>
+        </w:rPr>
+        <w:t>排课</w:t>
+      </w:r>
+      <w:r>
+        <w:t>（新建课程）由管理员与店长共同承担；会员不得排课，越权请求应返回 403。</w:t>
       </w:r>
     </w:p>
     <w:p>
@@ -1352,7 +1592,16 @@
         <w:ind w:left="420"/>
       </w:pPr>
       <w:r>
-        <w:t>• **REQ-B4-003（Unwanted）** 若预约会员在课程开始后 15 分钟（可配置）内未签到且未取消，则系统应将该预约标记为"爽约"并累计爽约次数。</w:t>
+        <w:t xml:space="preserve">• </w:t>
+      </w:r>
+      <w:r>
+        <w:rPr>
+          <w:b/>
+        </w:rPr>
+        <w:t>REQ-B4-001（Event-driven）</w:t>
+      </w:r>
+      <w:r>
+        <w:t xml:space="preserve"> 当会员提交预约时，系统应依次校验会籍有效性（R1）、课程容量与同成员时间冲突（R3）；校验失败应返回明确原因。</w:t>
       </w:r>
     </w:p>
     <w:p>
@@ -1360,7 +1609,16 @@
         <w:ind w:left="420"/>
       </w:pPr>
       <w:r>
-        <w:t>• **REQ-B4-004（State-driven）** 当会员累计爽约达 3 次时，系统应在 7 天内限制其预约权限（R4，N=3）。</w:t>
+        <w:t xml:space="preserve">• </w:t>
+      </w:r>
+      <w:r>
+        <w:rPr>
+          <w:b/>
+        </w:rPr>
+        <w:t>REQ-B4-002（Event-driven）</w:t>
+      </w:r>
+      <w:r>
+        <w:t xml:space="preserve"> 当会员扫码签到时，系统应将该预约状态更新为"已签到"并记录签到时间。</w:t>
       </w:r>
     </w:p>
     <w:p>
@@ -1368,7 +1626,16 @@
         <w:ind w:left="420"/>
       </w:pPr>
       <w:r>
-        <w:t>• **REQ-B4-005（Optional）** 在会员无法使用小程序的条件下（可选），系统应允许前台代签与代约，并记录代办人。</w:t>
+        <w:t xml:space="preserve">• </w:t>
+      </w:r>
+      <w:r>
+        <w:rPr>
+          <w:b/>
+        </w:rPr>
+        <w:t>REQ-B4-003（Unwanted）</w:t>
+      </w:r>
+      <w:r>
+        <w:t xml:space="preserve"> 若预约会员在课程开始后 15 分钟（可配置）内未签到且未取消，则系统应将该预约标记为"爽约"并累计爽约次数。</w:t>
       </w:r>
     </w:p>
     <w:p>
@@ -1376,7 +1643,119 @@
         <w:ind w:left="420"/>
       </w:pPr>
       <w:r>
-        <w:t>• **REQ-B5-002（Event-driven）** 当私教课程结课时，系统应按 R5 自动核销该会员的私教课包次数，次数为 0 时禁止再排课。</w:t>
+        <w:t xml:space="preserve">• </w:t>
+      </w:r>
+      <w:r>
+        <w:rPr>
+          <w:b/>
+        </w:rPr>
+        <w:t>REQ-B4-004（State-driven）</w:t>
+      </w:r>
+      <w:r>
+        <w:t xml:space="preserve"> 当会员累计爽约达 3 次时，系统应在 7 天内限制其预约权限（R4，N=3）。</w:t>
+      </w:r>
+    </w:p>
+    <w:p>
+      <w:pPr>
+        <w:ind w:left="420"/>
+      </w:pPr>
+      <w:r>
+        <w:t xml:space="preserve">• </w:t>
+      </w:r>
+      <w:r>
+        <w:rPr>
+          <w:b/>
+        </w:rPr>
+        <w:t>REQ-B4-005（Optional）</w:t>
+      </w:r>
+      <w:r>
+        <w:t xml:space="preserve"> 在会员无法使用小程序的条件下（可选），系统应允许前台代签与代约，并记录代办人。</w:t>
+      </w:r>
+    </w:p>
+    <w:p>
+      <w:pPr>
+        <w:ind w:left="420"/>
+      </w:pPr>
+      <w:r>
+        <w:t xml:space="preserve">• </w:t>
+      </w:r>
+      <w:r>
+        <w:rPr>
+          <w:b/>
+        </w:rPr>
+        <w:t>REQ-B5-002（Event-driven）</w:t>
+      </w:r>
+      <w:r>
+        <w:t xml:space="preserve"> 当私教课程结课时，系统应按 R5 自动核销该会员的私教课包次数，次数为 0 时禁止再排课。</w:t>
+      </w:r>
+    </w:p>
+    <w:p>
+      <w:pPr>
+        <w:ind w:left="420"/>
+      </w:pPr>
+      <w:r>
+        <w:t xml:space="preserve">• </w:t>
+      </w:r>
+      <w:r>
+        <w:rPr>
+          <w:b/>
+        </w:rPr>
+        <w:t>REQ-B4-006（Event-driven）</w:t>
+      </w:r>
+      <w:r>
+        <w:t xml:space="preserve"> 当会员提交选课时，系统应为其本人创建报名记录；重复提交应保持幂等；当会员发起退课时，系统应校验"仅已预约状态可退、课程开始后不可退"，并即时释放名额。</w:t>
+      </w:r>
+    </w:p>
+    <w:p>
+      <w:pPr>
+        <w:ind w:left="420"/>
+      </w:pPr>
+      <w:r>
+        <w:t xml:space="preserve">• </w:t>
+      </w:r>
+      <w:r>
+        <w:rPr>
+          <w:b/>
+        </w:rPr>
+        <w:t>REQ-B4-007（Event-driven）</w:t>
+      </w:r>
+      <w:r>
+        <w:t xml:space="preserve"> 当会员请求签到时，系统应生成含"预约号 + 会员号"的</w:t>
+      </w:r>
+      <w:r>
+        <w:rPr>
+          <w:b/>
+        </w:rPr>
+        <w:t>二维码</w:t>
+      </w:r>
+      <w:r>
+        <w:t>作为签到凭据；门店扫码核销后应记录渠道为"扫码"；重复核销应返回状态冲突。</w:t>
+      </w:r>
+    </w:p>
+    <w:p>
+      <w:pPr>
+        <w:ind w:left="420"/>
+      </w:pPr>
+      <w:r>
+        <w:t xml:space="preserve">• </w:t>
+      </w:r>
+      <w:r>
+        <w:rPr>
+          <w:b/>
+        </w:rPr>
+        <w:t>REQ-B4-008（Event-driven）</w:t>
+      </w:r>
+      <w:r>
+        <w:t xml:space="preserve"> 当门店后台或任课教练查询某课程时，系统应返回该课程的</w:t>
+      </w:r>
+      <w:r>
+        <w:rPr>
+          <w:b/>
+        </w:rPr>
+        <w:t>全部报名名单</w:t>
+      </w:r>
+      <w:r>
+        <w:t>（含会员姓名、会员编号、状态与签到渠道）；会员与非本课教练不得查看。</w:t>
       </w:r>
     </w:p>
     <w:p>
@@ -1392,7 +1771,16 @@
         <w:ind w:left="420"/>
       </w:pPr>
       <w:r>
-        <w:t>• **REQ-B5-001（Event-driven）** 当订单支付成功时，系统应记录订单并更新会籍有效期或课包余额。</w:t>
+        <w:t xml:space="preserve">• </w:t>
+      </w:r>
+      <w:r>
+        <w:rPr>
+          <w:b/>
+        </w:rPr>
+        <w:t>REQ-B5-001（Event-driven）</w:t>
+      </w:r>
+      <w:r>
+        <w:t xml:space="preserve"> 当订单支付成功时，系统应记录订单并更新会籍有效期或课包余额。</w:t>
       </w:r>
     </w:p>
     <w:p>
@@ -1400,7 +1788,16 @@
         <w:ind w:left="420"/>
       </w:pPr>
       <w:r>
-        <w:t>• **REQ-B5-003（Event-driven）** 当月度结算触发时，系统应生成对账单供财务核对确认（A10）。</w:t>
+        <w:t xml:space="preserve">• </w:t>
+      </w:r>
+      <w:r>
+        <w:rPr>
+          <w:b/>
+        </w:rPr>
+        <w:t>REQ-B5-003（Event-driven）</w:t>
+      </w:r>
+      <w:r>
+        <w:t xml:space="preserve"> 当月度结算触发时，系统应生成对账单供财务核对确认（A10）。</w:t>
       </w:r>
     </w:p>
     <w:p>
@@ -1408,7 +1805,16 @@
         <w:ind w:left="420"/>
       </w:pPr>
       <w:r>
-        <w:t>• **REQ-B5-004（Unwanted）** 若支付回调失败或支付金额与订单不一致，则系统应标记订单为异常并触发告警，且不得变更会籍状态。</w:t>
+        <w:t xml:space="preserve">• </w:t>
+      </w:r>
+      <w:r>
+        <w:rPr>
+          <w:b/>
+        </w:rPr>
+        <w:t>REQ-B5-004（Unwanted）</w:t>
+      </w:r>
+      <w:r>
+        <w:t xml:space="preserve"> 若支付回调失败或支付金额与订单不一致，则系统应标记订单为异常并触发告警，且不得变更会籍状态。</w:t>
       </w:r>
     </w:p>
     <w:p>
@@ -1416,7 +1822,16 @@
         <w:ind w:left="420"/>
       </w:pPr>
       <w:r>
-        <w:t>• **REQ-B5-006（Event-driven）** 当会籍到期且未续费时，系统应将会员状态置为"过期"并按 R7 纳入流失风险观察。</w:t>
+        <w:t xml:space="preserve">• </w:t>
+      </w:r>
+      <w:r>
+        <w:rPr>
+          <w:b/>
+        </w:rPr>
+        <w:t>REQ-B5-006（Event-driven）</w:t>
+      </w:r>
+      <w:r>
+        <w:t xml:space="preserve"> 当会籍到期且未续费时，系统应将会员状态置为"过期"并按 R7 纳入流失风险观察。</w:t>
       </w:r>
     </w:p>
     <w:p>
@@ -1432,7 +1847,16 @@
         <w:ind w:left="420"/>
       </w:pPr>
       <w:r>
-        <w:t>• **REQ-B2-001（Event-driven）** 当会员办卡后 30 天内到店次数 &lt; 2 次时，系统应生成跟进任务并分配至会籍顾问（R9）。</w:t>
+        <w:t xml:space="preserve">• </w:t>
+      </w:r>
+      <w:r>
+        <w:rPr>
+          <w:b/>
+        </w:rPr>
+        <w:t>REQ-B2-001（Event-driven）</w:t>
+      </w:r>
+      <w:r>
+        <w:t xml:space="preserve"> 当会员办卡后 30 天内到店次数 &lt; 2 次时，系统应生成跟进任务并分配至会籍顾问（R9）。</w:t>
       </w:r>
     </w:p>
     <w:p>
@@ -1440,7 +1864,16 @@
         <w:ind w:left="420"/>
       </w:pPr>
       <w:r>
-        <w:t>• **REQ-B2-002（Event-driven）** 当系统生成跟进任务时，系统应通知责任人并支持记录跟进结果（电话/微信/到店）。</w:t>
+        <w:t xml:space="preserve">• </w:t>
+      </w:r>
+      <w:r>
+        <w:rPr>
+          <w:b/>
+        </w:rPr>
+        <w:t>REQ-B2-002（Event-driven）</w:t>
+      </w:r>
+      <w:r>
+        <w:t xml:space="preserve"> 当系统生成跟进任务时，系统应通知责任人并支持记录跟进结果（电话/微信/到店）。</w:t>
       </w:r>
     </w:p>
     <w:p>
@@ -1448,7 +1881,16 @@
         <w:ind w:left="420"/>
       </w:pPr>
       <w:r>
-        <w:t>• **REQ-B5-005（Event-driven）** 当月末结算触发时，系统应按 R10 自动核算私教业绩与提成，生成提成报表供店长确认。</w:t>
+        <w:t xml:space="preserve">• </w:t>
+      </w:r>
+      <w:r>
+        <w:rPr>
+          <w:b/>
+        </w:rPr>
+        <w:t>REQ-B5-005（Event-driven）</w:t>
+      </w:r>
+      <w:r>
+        <w:t xml:space="preserve"> 当月末结算触发时，系统应按 R10 自动核算私教业绩与提成，生成提成报表供店长确认。</w:t>
       </w:r>
     </w:p>
     <w:p>
@@ -1456,7 +1898,16 @@
         <w:ind w:left="420"/>
       </w:pPr>
       <w:r>
-        <w:t>• **REQ-B7-001（Event-driven）** 当私教录入体测数据时，系统应保存为会员体测档案，字段包含身高、体重、BMI、体脂率、围度。</w:t>
+        <w:t xml:space="preserve">• </w:t>
+      </w:r>
+      <w:r>
+        <w:rPr>
+          <w:b/>
+        </w:rPr>
+        <w:t>REQ-B7-001（Event-driven）</w:t>
+      </w:r>
+      <w:r>
+        <w:t xml:space="preserve"> 当私教录入体测数据时，系统应保存为会员体测档案，字段包含身高、体重、BMI、体脂率、围度。</w:t>
       </w:r>
     </w:p>
     <w:p>
@@ -1464,7 +1915,16 @@
         <w:ind w:left="420"/>
       </w:pPr>
       <w:r>
-        <w:t>• **REQ-B7-002（Ubiquitous）** 系统应支持体测历史记录的对比展示（时间序列）。</w:t>
+        <w:t xml:space="preserve">• </w:t>
+      </w:r>
+      <w:r>
+        <w:rPr>
+          <w:b/>
+        </w:rPr>
+        <w:t>REQ-B7-002（Ubiquitous）</w:t>
+      </w:r>
+      <w:r>
+        <w:t xml:space="preserve"> 系统应支持体测历史记录的对比展示（时间序列）。</w:t>
       </w:r>
     </w:p>
     <w:p>
@@ -1480,7 +1940,16 @@
         <w:ind w:left="420"/>
       </w:pPr>
       <w:r>
-        <w:t>• **REQ-B8-001（Event-driven）** 系统应每日计算会员流失风险等级（R7），输出风险清单。</w:t>
+        <w:t xml:space="preserve">• </w:t>
+      </w:r>
+      <w:r>
+        <w:rPr>
+          <w:b/>
+        </w:rPr>
+        <w:t>REQ-B8-001（Event-driven）</w:t>
+      </w:r>
+      <w:r>
+        <w:t xml:space="preserve"> 系统应每日计算会员流失风险等级（R7），输出风险清单。</w:t>
       </w:r>
     </w:p>
     <w:p>
@@ -1488,7 +1957,16 @@
         <w:ind w:left="420"/>
       </w:pPr>
       <w:r>
-        <w:t>• **REQ-B8-002（Event-driven）** 当会员连续 4 周未到店，或近 30 天爽约率 &gt; 30% 时，系统应将其标记为"高风险"并生成跟进任务。</w:t>
+        <w:t xml:space="preserve">• </w:t>
+      </w:r>
+      <w:r>
+        <w:rPr>
+          <w:b/>
+        </w:rPr>
+        <w:t>REQ-B8-002（Event-driven）</w:t>
+      </w:r>
+      <w:r>
+        <w:t xml:space="preserve"> 当会员连续 4 周未到店，或近 30 天爽约率 &gt; 30% 时，系统应将其标记为"高风险"并生成跟进任务。</w:t>
       </w:r>
     </w:p>
     <w:p>
@@ -1496,7 +1974,16 @@
         <w:ind w:left="420"/>
       </w:pPr>
       <w:r>
-        <w:t>• **REQ-B8-003（Event-driven）** 系统应对即将开始的预约预测爽约概率（R8）。</w:t>
+        <w:t xml:space="preserve">• </w:t>
+      </w:r>
+      <w:r>
+        <w:rPr>
+          <w:b/>
+        </w:rPr>
+        <w:t>REQ-B8-003（Event-driven）</w:t>
+      </w:r>
+      <w:r>
+        <w:t xml:space="preserve"> 系统应对即将开始的预约预测爽约概率（R8）。</w:t>
       </w:r>
     </w:p>
     <w:p>
@@ -1504,7 +1991,16 @@
         <w:ind w:left="420"/>
       </w:pPr>
       <w:r>
-        <w:t>• **REQ-B8-004（Event-driven）** 当某预约爽约概率 &gt; 0.6 且课程已满员时，系统应释放该名额并通知候补会员（R8，T=0.6）。</w:t>
+        <w:t xml:space="preserve">• </w:t>
+      </w:r>
+      <w:r>
+        <w:rPr>
+          <w:b/>
+        </w:rPr>
+        <w:t>REQ-B8-004（Event-driven）</w:t>
+      </w:r>
+      <w:r>
+        <w:t xml:space="preserve"> 当某预约爽约概率 &gt; 0.6 且课程已满员时，系统应释放该名额并通知候补会员（R8，T=0.6）。</w:t>
       </w:r>
     </w:p>
     <w:p>
@@ -1512,7 +2008,16 @@
         <w:ind w:left="420"/>
       </w:pPr>
       <w:r>
-        <w:t>• **REQ-B8-005（Event-driven）** 当某预约爽约概率 &gt; 0.6 且课程未满员时，系统应向该会员发送到店提醒。</w:t>
+        <w:t xml:space="preserve">• </w:t>
+      </w:r>
+      <w:r>
+        <w:rPr>
+          <w:b/>
+        </w:rPr>
+        <w:t>REQ-B8-005（Event-driven）</w:t>
+      </w:r>
+      <w:r>
+        <w:t xml:space="preserve"> 当某预约爽约概率 &gt; 0.6 且课程未满员时，系统应向该会员发送到店提醒。</w:t>
       </w:r>
     </w:p>
     <w:p>
@@ -1520,7 +2025,16 @@
         <w:ind w:left="420"/>
       </w:pPr>
       <w:r>
-        <w:t>• **REQ-B8-006（Unwanted）** 若预警任务超过 48 小时未被处理，则系统应升级提醒至店长。</w:t>
+        <w:t xml:space="preserve">• </w:t>
+      </w:r>
+      <w:r>
+        <w:rPr>
+          <w:b/>
+        </w:rPr>
+        <w:t>REQ-B8-006（Unwanted）</w:t>
+      </w:r>
+      <w:r>
+        <w:t xml:space="preserve"> 若预警任务超过 48 小时未被处理，则系统应升级提醒至店长。</w:t>
       </w:r>
     </w:p>
     <w:p>
@@ -1536,7 +2050,16 @@
         <w:ind w:left="420"/>
       </w:pPr>
       <w:r>
-        <w:t>• **REQ-B8-007（Event-driven）** 当会员提交投诉/报修/受伤登记时，系统应生成工单并通知店长（O8）。</w:t>
+        <w:t xml:space="preserve">• </w:t>
+      </w:r>
+      <w:r>
+        <w:rPr>
+          <w:b/>
+        </w:rPr>
+        <w:t>REQ-B8-007（Event-driven）</w:t>
+      </w:r>
+      <w:r>
+        <w:t xml:space="preserve"> 当会员提交投诉/报修/受伤登记时，系统应生成工单并通知店长（O8）。</w:t>
       </w:r>
     </w:p>
     <w:p>
@@ -1544,7 +2067,16 @@
         <w:ind w:left="420"/>
       </w:pPr>
       <w:r>
-        <w:t>• **REQ-B8-008（State-driven）** 在工单处于"处理中"状态时，系统应允许记录处理过程；工单关闭前应填写处理结果。</w:t>
+        <w:t xml:space="preserve">• </w:t>
+      </w:r>
+      <w:r>
+        <w:rPr>
+          <w:b/>
+        </w:rPr>
+        <w:t>REQ-B8-008（State-driven）</w:t>
+      </w:r>
+      <w:r>
+        <w:t xml:space="preserve"> 在工单处于"处理中"状态时，系统应允许记录处理过程；工单关闭前应填写处理结果。</w:t>
       </w:r>
     </w:p>
     <w:p>
@@ -1552,7 +2084,16 @@
         <w:ind w:left="420"/>
       </w:pPr>
       <w:r>
-        <w:t>• **REQ-B8-009（Ubiquitous）** 系统应提供经营报表与预警看板（详见《输出报表与统计需求说明》）。</w:t>
+        <w:t xml:space="preserve">• </w:t>
+      </w:r>
+      <w:r>
+        <w:rPr>
+          <w:b/>
+        </w:rPr>
+        <w:t>REQ-B8-009（Ubiquitous）</w:t>
+      </w:r>
+      <w:r>
+        <w:t xml:space="preserve"> 系统应提供经营报表与预警看板（详见《输出报表与统计需求说明》）。</w:t>
       </w:r>
     </w:p>
     <w:p>
@@ -1560,7 +2101,214 @@
         <w:ind w:left="420"/>
       </w:pPr>
       <w:r>
-        <w:t>• **REQ-B6-001（Event-driven）** 当器材状态变更（可用/维修/借出）时，系统应记录变更并支持生成报修工单。</w:t>
+        <w:t xml:space="preserve">• </w:t>
+      </w:r>
+      <w:r>
+        <w:rPr>
+          <w:b/>
+        </w:rPr>
+        <w:t>REQ-B6-001（Event-driven）</w:t>
+      </w:r>
+      <w:r>
+        <w:t xml:space="preserve"> 当器材状态变更（可用/维修/借出）时，系统应记录变更并支持生成报修工单。</w:t>
+      </w:r>
+    </w:p>
+    <w:p>
+      <w:pPr>
+        <w:pStyle w:val="Heading2"/>
+      </w:pPr>
+      <w:r>
+        <w:t>S6（Should，迭代新增）：M3 课程与排课 / M6 器材与场地</w:t>
+      </w:r>
+    </w:p>
+    <w:p>
+      <w:pPr>
+        <w:ind w:left="420"/>
+      </w:pPr>
+      <w:r>
+        <w:t xml:space="preserve">• </w:t>
+      </w:r>
+      <w:r>
+        <w:rPr>
+          <w:b/>
+        </w:rPr>
+        <w:t>REQ-B3-004（Ubiquitous）</w:t>
+      </w:r>
+      <w:r>
+        <w:t xml:space="preserve"> 系统应维护</w:t>
+      </w:r>
+      <w:r>
+        <w:rPr>
+          <w:b/>
+        </w:rPr>
+        <w:t>教练档案</w:t>
+      </w:r>
+      <w:r>
+        <w:t>（编号、姓名、手机号、擅长项目、状态、关联登录账号）；教练档案被课程引用，因此不提供物理删除，停用应改为"休假"状态。</w:t>
+      </w:r>
+    </w:p>
+    <w:p>
+      <w:pPr>
+        <w:ind w:left="420"/>
+      </w:pPr>
+      <w:r>
+        <w:t xml:space="preserve">• </w:t>
+      </w:r>
+      <w:r>
+        <w:rPr>
+          <w:b/>
+        </w:rPr>
+        <w:t>REQ-B3-005（Event-driven）</w:t>
+      </w:r>
+      <w:r>
+        <w:t xml:space="preserve"> 当教练账号登录时，系统应识别其为独立角色（COACH）并进入教练端；教练应能查看</w:t>
+      </w:r>
+      <w:r>
+        <w:rPr>
+          <w:b/>
+        </w:rPr>
+        <w:t>自己的课表</w:t>
+      </w:r>
+      <w:r>
+        <w:t>与所授课程的学员名单。</w:t>
+      </w:r>
+    </w:p>
+    <w:p>
+      <w:pPr>
+        <w:ind w:left="420"/>
+      </w:pPr>
+      <w:r>
+        <w:t xml:space="preserve">• </w:t>
+      </w:r>
+      <w:r>
+        <w:rPr>
+          <w:b/>
+        </w:rPr>
+        <w:t>REQ-B3-006（Event-driven）</w:t>
+      </w:r>
+      <w:r>
+        <w:t xml:space="preserve"> 当教练对</w:t>
+      </w:r>
+      <w:r>
+        <w:rPr>
+          <w:b/>
+        </w:rPr>
+        <w:t>自己所授课程</w:t>
+      </w:r>
+      <w:r>
+        <w:t>的报名会员核销签到时，系统应完成签到；对非本人课程的核销请求应被拒绝。</w:t>
+      </w:r>
+    </w:p>
+    <w:p>
+      <w:pPr>
+        <w:ind w:left="420"/>
+      </w:pPr>
+      <w:r>
+        <w:t xml:space="preserve">• </w:t>
+      </w:r>
+      <w:r>
+        <w:rPr>
+          <w:b/>
+        </w:rPr>
+        <w:t>REQ-B6-002（Ubiquitous）</w:t>
+      </w:r>
+      <w:r>
+        <w:t xml:space="preserve"> 系统应维护</w:t>
+      </w:r>
+      <w:r>
+        <w:rPr>
+          <w:b/>
+        </w:rPr>
+        <w:t>场馆档案</w:t>
+      </w:r>
+      <w:r>
+        <w:t>：编号、名称、类型（私有场馆 / 公共区域）、容量、位置、按时使用费、状态（可用 / 维护中）；其中私有场馆 4 个、公共区域 1 个。</w:t>
+      </w:r>
+    </w:p>
+    <w:p>
+      <w:pPr>
+        <w:ind w:left="420"/>
+      </w:pPr>
+      <w:r>
+        <w:t xml:space="preserve">• </w:t>
+      </w:r>
+      <w:r>
+        <w:rPr>
+          <w:b/>
+        </w:rPr>
+        <w:t>REQ-B6-003（Event-driven）</w:t>
+      </w:r>
+      <w:r>
+        <w:t xml:space="preserve"> 当会员或门店提交场地预约时，系统应为其创建预约记录；预约来源应区分"会员自助"与"门店代约"。</w:t>
+      </w:r>
+    </w:p>
+    <w:p>
+      <w:pPr>
+        <w:ind w:left="420"/>
+      </w:pPr>
+      <w:r>
+        <w:t xml:space="preserve">• </w:t>
+      </w:r>
+      <w:r>
+        <w:rPr>
+          <w:b/>
+        </w:rPr>
+        <w:t>REQ-B6-004（Unwanted）</w:t>
+      </w:r>
+      <w:r>
+        <w:t xml:space="preserve"> 若目标场地在所选时段内已有有效预约，则系统应拒绝本次预约并提示"同一场地时段不可重叠"。</w:t>
+      </w:r>
+    </w:p>
+    <w:p>
+      <w:pPr>
+        <w:ind w:left="420"/>
+      </w:pPr>
+      <w:r>
+        <w:t xml:space="preserve">• </w:t>
+      </w:r>
+      <w:r>
+        <w:rPr>
+          <w:b/>
+        </w:rPr>
+        <w:t>REQ-B6-005（State-driven）</w:t>
+      </w:r>
+      <w:r>
+        <w:t xml:space="preserve"> 在</w:t>
+      </w:r>
+      <w:r>
+        <w:rPr>
+          <w:b/>
+        </w:rPr>
+        <w:t>私有场馆</w:t>
+      </w:r>
+      <w:r>
+        <w:t>上，系统应仅对有效会籍开放预约；在</w:t>
+      </w:r>
+      <w:r>
+        <w:rPr>
+          <w:b/>
+        </w:rPr>
+        <w:t>公共区域</w:t>
+      </w:r>
+      <w:r>
+        <w:t>上，系统不应限制会籍状态；维护中的场馆一律不可预约。</w:t>
+      </w:r>
+    </w:p>
+    <w:p>
+      <w:pPr>
+        <w:ind w:left="420"/>
+      </w:pPr>
+      <w:r>
+        <w:t xml:space="preserve">• </w:t>
+      </w:r>
+      <w:r>
+        <w:rPr>
+          <w:b/>
+        </w:rPr>
+        <w:t>REQ-B6-006（Event-driven）</w:t>
+      </w:r>
+      <w:r>
+        <w:t xml:space="preserve"> 当会员或门店取消场地预约时，系统应释放该时段；重复取消应返回状态冲突。</w:t>
       </w:r>
     </w:p>
     <w:p>
@@ -1576,7 +2324,16 @@
         <w:ind w:left="420"/>
       </w:pPr>
       <w:r>
-        <w:t>• **REQ-M0-001（Ubiquitous）** 系统应按角色控制功能访问与数据可见范围。</w:t>
+        <w:t xml:space="preserve">• </w:t>
+      </w:r>
+      <w:r>
+        <w:rPr>
+          <w:b/>
+        </w:rPr>
+        <w:t>REQ-M0-001（Ubiquitous）</w:t>
+      </w:r>
+      <w:r>
+        <w:t xml:space="preserve"> 系统应按角色控制功能访问与数据可见范围。</w:t>
       </w:r>
     </w:p>
     <w:p>
@@ -1584,7 +2341,16 @@
         <w:ind w:left="420"/>
       </w:pPr>
       <w:r>
-        <w:t>• **REQ-M0-002（Ubiquitous）** 系统应支持基础数据维护（字典、课程目录、器材、教练）。</w:t>
+        <w:t xml:space="preserve">• </w:t>
+      </w:r>
+      <w:r>
+        <w:rPr>
+          <w:b/>
+        </w:rPr>
+        <w:t>REQ-M0-002（Ubiquitous）</w:t>
+      </w:r>
+      <w:r>
+        <w:t xml:space="preserve"> 系统应支持基础数据维护（字典、课程目录、器材、教练）。</w:t>
       </w:r>
     </w:p>
     <w:p>
@@ -1592,7 +2358,68 @@
         <w:ind w:left="420"/>
       </w:pPr>
       <w:r>
-        <w:t>• **REQ-M0-003（Ubiquitous）** 系统应记录关键操作的审计日志（登录、权限变更、状态变更、财务相关操作）。</w:t>
+        <w:t xml:space="preserve">• </w:t>
+      </w:r>
+      <w:r>
+        <w:rPr>
+          <w:b/>
+        </w:rPr>
+        <w:t>REQ-M0-003（Ubiquitous）</w:t>
+      </w:r>
+      <w:r>
+        <w:t xml:space="preserve"> 系统应记录关键操作的审计日志（登录、权限变更、状态变更、财务相关操作）。</w:t>
+      </w:r>
+    </w:p>
+    <w:p>
+      <w:pPr>
+        <w:ind w:left="420"/>
+      </w:pPr>
+      <w:r>
+        <w:t xml:space="preserve">• </w:t>
+      </w:r>
+      <w:r>
+        <w:rPr>
+          <w:b/>
+        </w:rPr>
+        <w:t>REQ-M0-004（Ubiquitous）</w:t>
+      </w:r>
+      <w:r>
+        <w:t xml:space="preserve"> 系统应提供</w:t>
+      </w:r>
+      <w:r>
+        <w:rPr>
+          <w:b/>
+        </w:rPr>
+        <w:t>两步登录</w:t>
+      </w:r>
+      <w:r>
+        <w:t>（先选身份、再输账号密码）；所选身份与账号实际角色不一致时应拒绝登录并提示重新选择；登录后按角色渲染左侧导航，同一时刻只展示一个功能页面。</w:t>
+      </w:r>
+    </w:p>
+    <w:p>
+      <w:pPr>
+        <w:ind w:left="420"/>
+      </w:pPr>
+      <w:r>
+        <w:t xml:space="preserve">• </w:t>
+      </w:r>
+      <w:r>
+        <w:rPr>
+          <w:b/>
+        </w:rPr>
+        <w:t>REQ-M0-005（Ubiquitous）</w:t>
+      </w:r>
+      <w:r>
+        <w:t xml:space="preserve"> 对课程、场馆、教练等列表类页面，系统应提供</w:t>
+      </w:r>
+      <w:r>
+        <w:rPr>
+          <w:b/>
+        </w:rPr>
+        <w:t>分页</w:t>
+      </w:r>
+      <w:r>
+        <w:t>（默认每页 6 条）与关键字搜索，避免单页信息过载。</w:t>
       </w:r>
     </w:p>
     <w:p>
@@ -1634,7 +2461,16 @@
         <w:ind w:left="420"/>
       </w:pPr>
       <w:r>
-        <w:t>• **领域对象**：会员、会籍合同、课程、预约、器材、体测记录、收费订单、工单（对应 O1–O8）。</w:t>
+        <w:t xml:space="preserve">• </w:t>
+      </w:r>
+      <w:r>
+        <w:rPr>
+          <w:b/>
+        </w:rPr>
+        <w:t>领域对象</w:t>
+      </w:r>
+      <w:r>
+        <w:t>：会员、会籍合同、课程、预约、器材、体测记录、收费订单、工单（对应 O1–O8）。</w:t>
       </w:r>
     </w:p>
     <w:p>
@@ -1642,7 +2478,16 @@
         <w:ind w:left="420"/>
       </w:pPr>
       <w:r>
-        <w:t>• **关键字段流转**：页面字段（如约课页：课程、时间、剩余名额）→ 接口参数（memberId, courseId）→ 数据库字段（booking.member_id, booking.course_id, booking.status）。</w:t>
+        <w:t xml:space="preserve">• </w:t>
+      </w:r>
+      <w:r>
+        <w:rPr>
+          <w:b/>
+        </w:rPr>
+        <w:t>关键字段流转</w:t>
+      </w:r>
+      <w:r>
+        <w:t>：页面字段（如约课页：课程、时间、剩余名额）→ 接口参数（memberId, courseId）→ 数据库字段（booking.member_id, booking.course_id, booking.status）。</w:t>
       </w:r>
     </w:p>
     <w:p>
@@ -1650,7 +2495,16 @@
         <w:ind w:left="420"/>
       </w:pPr>
       <w:r>
-        <w:t>• **数据口径**：活跃会员=近 30 天有签到记录；爽约率=爽约次数/预约次数；转化率=办卡人数/体验人数（详见报表说明）。</w:t>
+        <w:t xml:space="preserve">• </w:t>
+      </w:r>
+      <w:r>
+        <w:rPr>
+          <w:b/>
+        </w:rPr>
+        <w:t>数据口径</w:t>
+      </w:r>
+      <w:r>
+        <w:t>：活跃会员=近 30 天有签到记录；爽约率=爽约次数/预约次数；转化率=办卡人数/体验人数（详见报表说明）。</w:t>
       </w:r>
     </w:p>
     <w:p>
@@ -1681,19 +2535,19 @@
         <w:tblLook w:firstColumn="1" w:firstRow="1" w:lastColumn="0" w:lastRow="0" w:noHBand="0" w:noVBand="1" w:val="04A0"/>
       </w:tblPr>
       <w:tblGrid>
-        <w:gridCol w:w="4323"/>
-        <w:gridCol w:w="4323"/>
+        <w:gridCol w:w="4986"/>
+        <w:gridCol w:w="4986"/>
       </w:tblGrid>
       <w:tr>
         <w:tc>
           <w:tcPr>
-            <w:tcW w:type="dxa" w:w="4323"/>
+            <w:tcW w:type="dxa" w:w="4986"/>
           </w:tcPr>
           <w:p/>
         </w:tc>
         <w:tc>
           <w:tcPr>
-            <w:tcW w:type="dxa" w:w="4323"/>
+            <w:tcW w:type="dxa" w:w="4986"/>
           </w:tcPr>
           <w:p/>
         </w:tc>
@@ -1701,13 +2555,13 @@
       <w:tr>
         <w:tc>
           <w:tcPr>
-            <w:tcW w:type="dxa" w:w="4323"/>
+            <w:tcW w:type="dxa" w:w="4986"/>
           </w:tcPr>
           <w:p>
             <w:r>
               <w:rPr>
                 <w:rFonts w:ascii="Times New Roman" w:hAnsi="Times New Roman" w:eastAsia="宋体"/>
-                <w:sz w:val="19"/>
+                <w:sz w:val="17"/>
               </w:rPr>
               <w:t>异常场景</w:t>
             </w:r>
@@ -1715,13 +2569,13 @@
         </w:tc>
         <w:tc>
           <w:tcPr>
-            <w:tcW w:type="dxa" w:w="4323"/>
+            <w:tcW w:type="dxa" w:w="4986"/>
           </w:tcPr>
           <w:p>
             <w:r>
               <w:rPr>
                 <w:rFonts w:ascii="Times New Roman" w:hAnsi="Times New Roman" w:eastAsia="宋体"/>
-                <w:sz w:val="19"/>
+                <w:sz w:val="17"/>
               </w:rPr>
               <w:t>系统处理</w:t>
             </w:r>
@@ -1731,13 +2585,13 @@
       <w:tr>
         <w:tc>
           <w:tcPr>
-            <w:tcW w:type="dxa" w:w="4323"/>
+            <w:tcW w:type="dxa" w:w="4986"/>
           </w:tcPr>
           <w:p>
             <w:r>
               <w:rPr>
                 <w:rFonts w:ascii="Times New Roman" w:hAnsi="Times New Roman" w:eastAsia="宋体"/>
-                <w:sz w:val="19"/>
+                <w:sz w:val="17"/>
               </w:rPr>
               <w:t>支付回调失败/金额不符</w:t>
             </w:r>
@@ -1745,13 +2599,13 @@
         </w:tc>
         <w:tc>
           <w:tcPr>
-            <w:tcW w:type="dxa" w:w="4323"/>
+            <w:tcW w:type="dxa" w:w="4986"/>
           </w:tcPr>
           <w:p>
             <w:r>
               <w:rPr>
                 <w:rFonts w:ascii="Times New Roman" w:hAnsi="Times New Roman" w:eastAsia="宋体"/>
-                <w:sz w:val="19"/>
+                <w:sz w:val="17"/>
               </w:rPr>
               <w:t>订单标异常 + 告警，会籍不变更（REQ-B5-004）</w:t>
             </w:r>
@@ -1761,13 +2615,13 @@
       <w:tr>
         <w:tc>
           <w:tcPr>
-            <w:tcW w:type="dxa" w:w="4323"/>
+            <w:tcW w:type="dxa" w:w="4986"/>
           </w:tcPr>
           <w:p>
             <w:r>
               <w:rPr>
                 <w:rFonts w:ascii="Times New Roman" w:hAnsi="Times New Roman" w:eastAsia="宋体"/>
-                <w:sz w:val="19"/>
+                <w:sz w:val="17"/>
               </w:rPr>
               <w:t>约课冲突/超额</w:t>
             </w:r>
@@ -1775,13 +2629,13 @@
         </w:tc>
         <w:tc>
           <w:tcPr>
-            <w:tcW w:type="dxa" w:w="4323"/>
+            <w:tcW w:type="dxa" w:w="4986"/>
           </w:tcPr>
           <w:p>
             <w:r>
               <w:rPr>
                 <w:rFonts w:ascii="Times New Roman" w:hAnsi="Times New Roman" w:eastAsia="宋体"/>
-                <w:sz w:val="19"/>
+                <w:sz w:val="17"/>
               </w:rPr>
               <w:t>拒绝并提示，或进入候补（REQ-B4-001）</w:t>
             </w:r>
@@ -1791,13 +2645,13 @@
       <w:tr>
         <w:tc>
           <w:tcPr>
-            <w:tcW w:type="dxa" w:w="4323"/>
+            <w:tcW w:type="dxa" w:w="4986"/>
           </w:tcPr>
           <w:p>
             <w:r>
               <w:rPr>
                 <w:rFonts w:ascii="Times New Roman" w:hAnsi="Times New Roman" w:eastAsia="宋体"/>
-                <w:sz w:val="19"/>
+                <w:sz w:val="17"/>
               </w:rPr>
               <w:t>未签到</w:t>
             </w:r>
@@ -1805,13 +2659,13 @@
         </w:tc>
         <w:tc>
           <w:tcPr>
-            <w:tcW w:type="dxa" w:w="4323"/>
+            <w:tcW w:type="dxa" w:w="4986"/>
           </w:tcPr>
           <w:p>
             <w:r>
               <w:rPr>
                 <w:rFonts w:ascii="Times New Roman" w:hAnsi="Times New Roman" w:eastAsia="宋体"/>
-                <w:sz w:val="19"/>
+                <w:sz w:val="17"/>
               </w:rPr>
               <w:t>判爽约并累计（REQ-B4-003）</w:t>
             </w:r>
@@ -1821,13 +2675,13 @@
       <w:tr>
         <w:tc>
           <w:tcPr>
-            <w:tcW w:type="dxa" w:w="4323"/>
+            <w:tcW w:type="dxa" w:w="4986"/>
           </w:tcPr>
           <w:p>
             <w:r>
               <w:rPr>
                 <w:rFonts w:ascii="Times New Roman" w:hAnsi="Times New Roman" w:eastAsia="宋体"/>
-                <w:sz w:val="19"/>
+                <w:sz w:val="17"/>
               </w:rPr>
               <w:t>爽约超限</w:t>
             </w:r>
@@ -1835,13 +2689,13 @@
         </w:tc>
         <w:tc>
           <w:tcPr>
-            <w:tcW w:type="dxa" w:w="4323"/>
+            <w:tcW w:type="dxa" w:w="4986"/>
           </w:tcPr>
           <w:p>
             <w:r>
               <w:rPr>
                 <w:rFonts w:ascii="Times New Roman" w:hAnsi="Times New Roman" w:eastAsia="宋体"/>
-                <w:sz w:val="19"/>
+                <w:sz w:val="17"/>
               </w:rPr>
               <w:t>限制预约 7 天（REQ-B4-004）</w:t>
             </w:r>
@@ -1851,13 +2705,13 @@
       <w:tr>
         <w:tc>
           <w:tcPr>
-            <w:tcW w:type="dxa" w:w="4323"/>
+            <w:tcW w:type="dxa" w:w="4986"/>
           </w:tcPr>
           <w:p>
             <w:r>
               <w:rPr>
                 <w:rFonts w:ascii="Times New Roman" w:hAnsi="Times New Roman" w:eastAsia="宋体"/>
-                <w:sz w:val="19"/>
+                <w:sz w:val="17"/>
               </w:rPr>
               <w:t>预警任务超时未处理</w:t>
             </w:r>
@@ -1865,13 +2719,13 @@
         </w:tc>
         <w:tc>
           <w:tcPr>
-            <w:tcW w:type="dxa" w:w="4323"/>
+            <w:tcW w:type="dxa" w:w="4986"/>
           </w:tcPr>
           <w:p>
             <w:r>
               <w:rPr>
                 <w:rFonts w:ascii="Times New Roman" w:hAnsi="Times New Roman" w:eastAsia="宋体"/>
-                <w:sz w:val="19"/>
+                <w:sz w:val="17"/>
               </w:rPr>
               <w:t>升级提醒店长（REQ-B8-006）</w:t>
             </w:r>
@@ -1881,13 +2735,13 @@
       <w:tr>
         <w:tc>
           <w:tcPr>
-            <w:tcW w:type="dxa" w:w="4323"/>
+            <w:tcW w:type="dxa" w:w="4986"/>
           </w:tcPr>
           <w:p>
             <w:r>
               <w:rPr>
                 <w:rFonts w:ascii="Times New Roman" w:hAnsi="Times New Roman" w:eastAsia="宋体"/>
-                <w:sz w:val="19"/>
+                <w:sz w:val="17"/>
               </w:rPr>
               <w:t>投诉/受伤</w:t>
             </w:r>
@@ -1895,13 +2749,13 @@
         </w:tc>
         <w:tc>
           <w:tcPr>
-            <w:tcW w:type="dxa" w:w="4323"/>
+            <w:tcW w:type="dxa" w:w="4986"/>
           </w:tcPr>
           <w:p>
             <w:r>
               <w:rPr>
                 <w:rFonts w:ascii="Times New Roman" w:hAnsi="Times New Roman" w:eastAsia="宋体"/>
-                <w:sz w:val="19"/>
+                <w:sz w:val="17"/>
               </w:rPr>
               <w:t>生成工单跟踪至关闭（REQ-B8-007/008）</w:t>
             </w:r>
@@ -1911,13 +2765,13 @@
       <w:tr>
         <w:tc>
           <w:tcPr>
-            <w:tcW w:type="dxa" w:w="4323"/>
+            <w:tcW w:type="dxa" w:w="4986"/>
           </w:tcPr>
           <w:p>
             <w:r>
               <w:rPr>
                 <w:rFonts w:ascii="Times New Roman" w:hAnsi="Times New Roman" w:eastAsia="宋体"/>
-                <w:sz w:val="19"/>
+                <w:sz w:val="17"/>
               </w:rPr>
               <w:t>小程序不可用</w:t>
             </w:r>
@@ -1925,15 +2779,225 @@
         </w:tc>
         <w:tc>
           <w:tcPr>
-            <w:tcW w:type="dxa" w:w="4323"/>
+            <w:tcW w:type="dxa" w:w="4986"/>
           </w:tcPr>
           <w:p>
             <w:r>
               <w:rPr>
                 <w:rFonts w:ascii="Times New Roman" w:hAnsi="Times New Roman" w:eastAsia="宋体"/>
-                <w:sz w:val="19"/>
+                <w:sz w:val="17"/>
               </w:rPr>
               <w:t>前台代签/代约兜底（REQ-B4-005）</w:t>
+            </w:r>
+          </w:p>
+        </w:tc>
+      </w:tr>
+      <w:tr>
+        <w:tc>
+          <w:tcPr>
+            <w:tcW w:type="dxa" w:w="4986"/>
+          </w:tcPr>
+          <w:p>
+            <w:r>
+              <w:rPr>
+                <w:rFonts w:ascii="Times New Roman" w:hAnsi="Times New Roman" w:eastAsia="宋体"/>
+                <w:sz w:val="17"/>
+              </w:rPr>
+              <w:t>重复选课 / 重复退课</w:t>
+            </w:r>
+          </w:p>
+        </w:tc>
+        <w:tc>
+          <w:tcPr>
+            <w:tcW w:type="dxa" w:w="4986"/>
+          </w:tcPr>
+          <w:p>
+            <w:r>
+              <w:rPr>
+                <w:rFonts w:ascii="Times New Roman" w:hAnsi="Times New Roman" w:eastAsia="宋体"/>
+                <w:sz w:val="17"/>
+              </w:rPr>
+              <w:t>选课幂等返回同一预约号；退课校验状态，重复退课返回冲突（REQ-B4-006）</w:t>
+            </w:r>
+          </w:p>
+        </w:tc>
+      </w:tr>
+      <w:tr>
+        <w:tc>
+          <w:tcPr>
+            <w:tcW w:type="dxa" w:w="4986"/>
+          </w:tcPr>
+          <w:p>
+            <w:r>
+              <w:rPr>
+                <w:rFonts w:ascii="Times New Roman" w:hAnsi="Times New Roman" w:eastAsia="宋体"/>
+                <w:sz w:val="17"/>
+              </w:rPr>
+              <w:t>重复扫码核销</w:t>
+            </w:r>
+          </w:p>
+        </w:tc>
+        <w:tc>
+          <w:tcPr>
+            <w:tcW w:type="dxa" w:w="4986"/>
+          </w:tcPr>
+          <w:p>
+            <w:r>
+              <w:rPr>
+                <w:rFonts w:ascii="Times New Roman" w:hAnsi="Times New Roman" w:eastAsia="宋体"/>
+                <w:sz w:val="17"/>
+              </w:rPr>
+              <w:t>返回状态冲突，不重复核销（REQ-B4-007）</w:t>
+            </w:r>
+          </w:p>
+        </w:tc>
+      </w:tr>
+      <w:tr>
+        <w:tc>
+          <w:tcPr>
+            <w:tcW w:type="dxa" w:w="4986"/>
+          </w:tcPr>
+          <w:p>
+            <w:r>
+              <w:rPr>
+                <w:rFonts w:ascii="Times New Roman" w:hAnsi="Times New Roman" w:eastAsia="宋体"/>
+                <w:sz w:val="17"/>
+              </w:rPr>
+              <w:t>非本人课程的名单/核销请求</w:t>
+            </w:r>
+          </w:p>
+        </w:tc>
+        <w:tc>
+          <w:tcPr>
+            <w:tcW w:type="dxa" w:w="4986"/>
+          </w:tcPr>
+          <w:p>
+            <w:r>
+              <w:rPr>
+                <w:rFonts w:ascii="Times New Roman" w:hAnsi="Times New Roman" w:eastAsia="宋体"/>
+                <w:sz w:val="17"/>
+              </w:rPr>
+              <w:t>拒绝（403），只有任课教练与门店后台可操作（REQ-B3-006、REQ-B4-008）</w:t>
+            </w:r>
+          </w:p>
+        </w:tc>
+      </w:tr>
+      <w:tr>
+        <w:tc>
+          <w:tcPr>
+            <w:tcW w:type="dxa" w:w="4986"/>
+          </w:tcPr>
+          <w:p>
+            <w:r>
+              <w:rPr>
+                <w:rFonts w:ascii="Times New Roman" w:hAnsi="Times New Roman" w:eastAsia="宋体"/>
+                <w:sz w:val="17"/>
+              </w:rPr>
+              <w:t>场地时段被占用</w:t>
+            </w:r>
+          </w:p>
+        </w:tc>
+        <w:tc>
+          <w:tcPr>
+            <w:tcW w:type="dxa" w:w="4986"/>
+          </w:tcPr>
+          <w:p>
+            <w:r>
+              <w:rPr>
+                <w:rFonts w:ascii="Times New Roman" w:hAnsi="Times New Roman" w:eastAsia="宋体"/>
+                <w:sz w:val="17"/>
+              </w:rPr>
+              <w:t>拒绝预约并提示"同一场地时段不可重叠"（REQ-B6-004）</w:t>
+            </w:r>
+          </w:p>
+        </w:tc>
+      </w:tr>
+      <w:tr>
+        <w:tc>
+          <w:tcPr>
+            <w:tcW w:type="dxa" w:w="4986"/>
+          </w:tcPr>
+          <w:p>
+            <w:r>
+              <w:rPr>
+                <w:rFonts w:ascii="Times New Roman" w:hAnsi="Times New Roman" w:eastAsia="宋体"/>
+                <w:sz w:val="17"/>
+              </w:rPr>
+              <w:t>会籍过期会员预约私有场馆</w:t>
+            </w:r>
+          </w:p>
+        </w:tc>
+        <w:tc>
+          <w:tcPr>
+            <w:tcW w:type="dxa" w:w="4986"/>
+          </w:tcPr>
+          <w:p>
+            <w:r>
+              <w:rPr>
+                <w:rFonts w:ascii="Times New Roman" w:hAnsi="Times New Roman" w:eastAsia="宋体"/>
+                <w:sz w:val="17"/>
+              </w:rPr>
+              <w:t>拒绝并引导续费；公共区域不受限（REQ-B6-005）</w:t>
+            </w:r>
+          </w:p>
+        </w:tc>
+      </w:tr>
+      <w:tr>
+        <w:tc>
+          <w:tcPr>
+            <w:tcW w:type="dxa" w:w="4986"/>
+          </w:tcPr>
+          <w:p>
+            <w:r>
+              <w:rPr>
+                <w:rFonts w:ascii="Times New Roman" w:hAnsi="Times New Roman" w:eastAsia="宋体"/>
+                <w:sz w:val="17"/>
+              </w:rPr>
+              <w:t>场馆维护中</w:t>
+            </w:r>
+          </w:p>
+        </w:tc>
+        <w:tc>
+          <w:tcPr>
+            <w:tcW w:type="dxa" w:w="4986"/>
+          </w:tcPr>
+          <w:p>
+            <w:r>
+              <w:rPr>
+                <w:rFonts w:ascii="Times New Roman" w:hAnsi="Times New Roman" w:eastAsia="宋体"/>
+                <w:sz w:val="17"/>
+              </w:rPr>
+              <w:t>不可预约（REQ-B6-005）</w:t>
+            </w:r>
+          </w:p>
+        </w:tc>
+      </w:tr>
+      <w:tr>
+        <w:tc>
+          <w:tcPr>
+            <w:tcW w:type="dxa" w:w="4986"/>
+          </w:tcPr>
+          <w:p>
+            <w:r>
+              <w:rPr>
+                <w:rFonts w:ascii="Times New Roman" w:hAnsi="Times New Roman" w:eastAsia="宋体"/>
+                <w:sz w:val="17"/>
+              </w:rPr>
+              <w:t>身份与账号不符</w:t>
+            </w:r>
+          </w:p>
+        </w:tc>
+        <w:tc>
+          <w:tcPr>
+            <w:tcW w:type="dxa" w:w="4986"/>
+          </w:tcPr>
+          <w:p>
+            <w:r>
+              <w:rPr>
+                <w:rFonts w:ascii="Times New Roman" w:hAnsi="Times New Roman" w:eastAsia="宋体"/>
+                <w:sz w:val="17"/>
+              </w:rPr>
+              <w:t>登录页拒绝进入并提示重新选择身份（REQ-M0-004）</w:t>
             </w:r>
           </w:p>
         </w:tc>
@@ -1978,7 +3042,7 @@
     </w:p>
     <w:sectPr>
       <w:pgSz w:w="12240" w:h="15840"/>
-      <w:pgMar w:top="1440" w:right="1797" w:bottom="1440" w:left="1797" w:header="720" w:footer="720" w:gutter="0"/>
+      <w:pgMar w:top="1134" w:right="1134" w:bottom="1134" w:left="1134" w:header="720" w:footer="720" w:gutter="0"/>
       <w:cols w:space="720"/>
       <w:docGrid w:linePitch="360"/>
     </w:sectPr>
@@ -2350,12 +3414,12 @@
     <w:qFormat/>
     <w:rsid w:val="00FC693F"/>
     <w:pPr>
-      <w:spacing w:line="360" w:lineRule="auto"/>
+      <w:spacing w:line="324" w:lineRule="auto"/>
     </w:pPr>
     <w:rPr>
       <w:rFonts w:ascii="Times New Roman" w:hAnsi="Times New Roman" w:eastAsia="宋体"/>
       <w:b w:val="0"/>
-      <w:sz w:val="24"/>
+      <w:sz w:val="21"/>
     </w:rPr>
   </w:style>
   <w:style w:type="paragraph" w:styleId="Header">
@@ -2421,7 +3485,7 @@
       <w:b/>
       <w:bCs/>
       <w:color w:val="365F91" w:themeColor="accent1" w:themeShade="BF"/>
-      <w:sz w:val="32"/>
+      <w:sz w:val="30"/>
       <w:szCs w:val="28"/>
     </w:rPr>
   </w:style>
@@ -2445,7 +3509,7 @@
       <w:b/>
       <w:bCs/>
       <w:color w:val="4F81BD" w:themeColor="accent1"/>
-      <w:sz w:val="28"/>
+      <w:sz w:val="26"/>
       <w:szCs w:val="26"/>
     </w:rPr>
   </w:style>

--- a/04-目标系统需求分析/目标系统需求分析报告.docx
+++ b/04-目标系统需求分析/目标系统需求分析报告.docx
@@ -2316,6 +2316,261 @@
         <w:pStyle w:val="Heading2"/>
       </w:pPr>
       <w:r>
+        <w:t>S7（Must，迭代新增）：M0 账号与权限 / M3 课表化排课 / M6 场馆占用</w:t>
+      </w:r>
+    </w:p>
+    <w:p>
+      <w:pPr>
+        <w:ind w:left="283"/>
+      </w:pPr>
+      <w:r>
+        <w:t>本组来自第二轮迭代：把"课程管理 / 场馆管理"升级为</w:t>
+      </w:r>
+      <w:r>
+        <w:rPr>
+          <w:b/>
+        </w:rPr>
+        <w:t>课表式管理</w:t>
+      </w:r>
+      <w:r>
+        <w:t>，并引入</w:t>
+      </w:r>
+      <w:r>
+        <w:rPr>
+          <w:b/>
+        </w:rPr>
+        <w:t>超级管理员</w:t>
+      </w:r>
+      <w:r>
+        <w:t>做账号治理。</w:t>
+      </w:r>
+    </w:p>
+    <w:p>
+      <w:pPr>
+        <w:ind w:left="420"/>
+      </w:pPr>
+      <w:r>
+        <w:t xml:space="preserve">• </w:t>
+      </w:r>
+      <w:r>
+        <w:rPr>
+          <w:b/>
+        </w:rPr>
+        <w:t>REQ-M0-006（Ubiquitous）</w:t>
+      </w:r>
+      <w:r>
+        <w:t xml:space="preserve"> 系统应提供</w:t>
+      </w:r>
+      <w:r>
+        <w:rPr>
+          <w:b/>
+        </w:rPr>
+        <w:t>超级管理员</w:t>
+      </w:r>
+      <w:r>
+        <w:t>角色（最高权限）：可查看全部账号、重置任意账号密码、启用或停用账号；普通管理员与店长不得拥有上述能力，请求应返回 403。</w:t>
+      </w:r>
+    </w:p>
+    <w:p>
+      <w:pPr>
+        <w:ind w:left="420"/>
+      </w:pPr>
+      <w:r>
+        <w:t xml:space="preserve">• </w:t>
+      </w:r>
+      <w:r>
+        <w:rPr>
+          <w:b/>
+        </w:rPr>
+        <w:t>REQ-M0-007（Event-driven）</w:t>
+      </w:r>
+      <w:r>
+        <w:t xml:space="preserve"> 当超级管理员查看账号总览时，系统应列出每个账号的用户名、姓名、角色、数据归属（绑定的会员 / 教练）、状态、密码状态（是否重置过、何时重置）。</w:t>
+      </w:r>
+    </w:p>
+    <w:p>
+      <w:pPr>
+        <w:ind w:left="420"/>
+      </w:pPr>
+      <w:r>
+        <w:t xml:space="preserve">• </w:t>
+      </w:r>
+      <w:r>
+        <w:rPr>
+          <w:b/>
+        </w:rPr>
+        <w:t>REQ-M0-008（Unwanted）</w:t>
+      </w:r>
+      <w:r>
+        <w:t xml:space="preserve"> 若系统以不可逆哈希存储密码，则系统</w:t>
+      </w:r>
+      <w:r>
+        <w:rPr>
+          <w:b/>
+        </w:rPr>
+        <w:t>不应</w:t>
+      </w:r>
+      <w:r>
+        <w:t>提供查看明文密码的能力；需要掌握某账号凭据时，应由超级管理员执行"重置密码"，系统重置为默认密码并</w:t>
+      </w:r>
+      <w:r>
+        <w:rPr>
+          <w:b/>
+        </w:rPr>
+        <w:t>在响应中返回新密码</w:t>
+      </w:r>
+      <w:r>
+        <w:t>，同时记录审计日志。</w:t>
+      </w:r>
+    </w:p>
+    <w:p>
+      <w:pPr>
+        <w:ind w:left="420"/>
+      </w:pPr>
+      <w:r>
+        <w:t xml:space="preserve">• </w:t>
+      </w:r>
+      <w:r>
+        <w:rPr>
+          <w:b/>
+        </w:rPr>
+        <w:t>REQ-M0-009（Unwanted）</w:t>
+      </w:r>
+      <w:r>
+        <w:t xml:space="preserve"> 若超级管理员尝试停用</w:t>
+      </w:r>
+      <w:r>
+        <w:rPr>
+          <w:b/>
+        </w:rPr>
+        <w:t>当前登录账号</w:t>
+      </w:r>
+      <w:r>
+        <w:t>或</w:t>
+      </w:r>
+      <w:r>
+        <w:rPr>
+          <w:b/>
+        </w:rPr>
+        <w:t>另一个超级管理员账号</w:t>
+      </w:r>
+      <w:r>
+        <w:t>，则系统应拒绝该操作。</w:t>
+      </w:r>
+    </w:p>
+    <w:p>
+      <w:pPr>
+        <w:ind w:left="420"/>
+      </w:pPr>
+      <w:r>
+        <w:t xml:space="preserve">• </w:t>
+      </w:r>
+      <w:r>
+        <w:rPr>
+          <w:b/>
+        </w:rPr>
+        <w:t>REQ-B3-007（Event-driven）</w:t>
+      </w:r>
+      <w:r>
+        <w:t xml:space="preserve"> 当任意已登录用户进入课表页面时，系统应按角色返回</w:t>
+      </w:r>
+      <w:r>
+        <w:rPr>
+          <w:b/>
+        </w:rPr>
+        <w:t>周课表</w:t>
+      </w:r>
+      <w:r>
+        <w:t>（周一至周日七列，无安排的日期保留为空）：</w:t>
+      </w:r>
+    </w:p>
+    <w:p>
+      <w:r>
+        <w:t>会员看到本人已选课程，教练看到本人所授课程，门店后台看到全店课程表；会员与教练传入的任何越权范围参数都应被服务端归一化，不得返回他人课表。</w:t>
+      </w:r>
+    </w:p>
+    <w:p>
+      <w:pPr>
+        <w:ind w:left="420"/>
+      </w:pPr>
+      <w:r>
+        <w:t xml:space="preserve">• </w:t>
+      </w:r>
+      <w:r>
+        <w:rPr>
+          <w:b/>
+        </w:rPr>
+        <w:t>REQ-B3-008（Event-driven）</w:t>
+      </w:r>
+      <w:r>
+        <w:t xml:space="preserve"> 当门店后台按会员或教练筛选课表时，系统应只返回该会员已选 / 该教练所授的课程，并在课表标题中写明筛选对象。</w:t>
+      </w:r>
+    </w:p>
+    <w:p>
+      <w:pPr>
+        <w:ind w:left="420"/>
+      </w:pPr>
+      <w:r>
+        <w:t xml:space="preserve">• </w:t>
+      </w:r>
+      <w:r>
+        <w:rPr>
+          <w:b/>
+        </w:rPr>
+        <w:t>REQ-B6-007（Event-driven）</w:t>
+      </w:r>
+      <w:r>
+        <w:t xml:space="preserve"> 当门店后台查看场馆占用课表时，系统应按周展示各场馆的占用时段（含会员姓名、来源），并支持按场馆筛选；已取消的预约不应继续占用课表。</w:t>
+      </w:r>
+    </w:p>
+    <w:p>
+      <w:pPr>
+        <w:ind w:left="420"/>
+      </w:pPr>
+      <w:r>
+        <w:t xml:space="preserve">• </w:t>
+      </w:r>
+      <w:r>
+        <w:rPr>
+          <w:b/>
+        </w:rPr>
+        <w:t>REQ-M0-010（Ubiquitous）</w:t>
+      </w:r>
+      <w:r>
+        <w:t xml:space="preserve"> 课程管理与场馆管理页面应提供</w:t>
+      </w:r>
+      <w:r>
+        <w:rPr>
+          <w:b/>
+        </w:rPr>
+        <w:t>列表视图 ⇄ 周课表视图</w:t>
+      </w:r>
+      <w:r>
+        <w:t>切换；周课表中的课程卡片应可点击进入编辑。</w:t>
+      </w:r>
+    </w:p>
+    <w:p>
+      <w:pPr>
+        <w:ind w:left="420"/>
+      </w:pPr>
+      <w:r>
+        <w:t xml:space="preserve">• </w:t>
+      </w:r>
+      <w:r>
+        <w:rPr>
+          <w:b/>
+        </w:rPr>
+        <w:t>REQ-M0-011（Event-driven）</w:t>
+      </w:r>
+      <w:r>
+        <w:t xml:space="preserve"> 当本周已无"可报名的未来排课"（演示课程漂移到过去）时，系统应在启动时把基础演示课程与演示场地预约对齐到本周剩余的未来日期，保证课表视图始终有内容；系统内已有本周真实排课 / 占用时不得覆盖。</w:t>
+      </w:r>
+    </w:p>
+    <w:p>
+      <w:pPr>
+        <w:pStyle w:val="Heading2"/>
+      </w:pPr>
+      <w:r>
         <w:t>支撑（M0，全部切片共用）</w:t>
       </w:r>
     </w:p>

--- a/04-目标系统需求分析/目标系统需求分析报告.docx
+++ b/04-目标系统需求分析/目标系统需求分析报告.docx
@@ -1760,6 +1760,42 @@
     </w:p>
     <w:p>
       <w:pPr>
+        <w:ind w:left="420"/>
+      </w:pPr>
+      <w:r>
+        <w:t xml:space="preserve">• </w:t>
+      </w:r>
+      <w:r>
+        <w:rPr>
+          <w:b/>
+        </w:rPr>
+        <w:t>REQ-B4-009（Unwanted）</w:t>
+      </w:r>
+      <w:r>
+        <w:t xml:space="preserve"> 若某课程的报名名单条数与该课程的已约人数不一致，则系统应保证「名单 ⇄ 余位」</w:t>
+      </w:r>
+      <w:r>
+        <w:rPr>
+          <w:b/>
+        </w:rPr>
+        <w:t>严格闭合</w:t>
+      </w:r>
+      <w:r>
+        <w:t>：</w:t>
+      </w:r>
+    </w:p>
+    <w:p>
+      <w:r>
+        <w:t>名单条数必须等于有效预约数（已约 + 已签到），已取消的预约既不进名单也不占余位；</w:t>
+      </w:r>
+    </w:p>
+    <w:p>
+      <w:r>
+        <w:t>系统应在启动与重置演示数据等校正时机把 `booked_count` 重算为有效预约数，杜绝"显示 15/15 已满、名单却查不到人"的账实不符。</w:t>
+      </w:r>
+    </w:p>
+    <w:p>
+      <w:pPr>
         <w:pStyle w:val="Heading2"/>
       </w:pPr>
       <w:r>

--- a/04-目标系统需求分析/目标系统需求分析报告.docx
+++ b/04-目标系统需求分析/目标系统需求分析报告.docx
@@ -2715,6 +2715,91 @@
     </w:p>
     <w:p>
       <w:pPr>
+        <w:pStyle w:val="Heading2"/>
+      </w:pPr>
+      <w:r>
+        <w:t>S8（Should，安全与健壮性）：输出转义 / 支付验签 / 输入边界</w:t>
+      </w:r>
+    </w:p>
+    <w:p>
+      <w:pPr>
+        <w:ind w:left="283"/>
+      </w:pPr>
+      <w:r>
+        <w:t>本组来自全量安全探测（越权、注入、XSS、支付伪造、异常输入），逐条对齐探测结论。</w:t>
+      </w:r>
+    </w:p>
+    <w:p>
+      <w:pPr>
+        <w:ind w:left="420"/>
+      </w:pPr>
+      <w:r>
+        <w:t xml:space="preserve">• </w:t>
+      </w:r>
+      <w:r>
+        <w:rPr>
+          <w:b/>
+        </w:rPr>
+        <w:t>REQ-M0-012（Ubiquitous）</w:t>
+      </w:r>
+      <w:r>
+        <w:t xml:space="preserve"> 系统应在</w:t>
+      </w:r>
+      <w:r>
+        <w:rPr>
+          <w:b/>
+        </w:rPr>
+        <w:t>前端渲染一切用户可控输入时做 HTML 转义</w:t>
+      </w:r>
+      <w:r>
+        <w:t>（会员姓名、课程名、场馆名、用户名等），防止存储型 XSS；自助注册的姓名是公开入口，必须转义后才能拼进任何 `innerHTML`。（本次探测发现名单弹窗/会员列表未转义 → 已修复）</w:t>
+      </w:r>
+    </w:p>
+    <w:p>
+      <w:pPr>
+        <w:ind w:left="420"/>
+      </w:pPr>
+      <w:r>
+        <w:t xml:space="preserve">• </w:t>
+      </w:r>
+      <w:r>
+        <w:rPr>
+          <w:b/>
+        </w:rPr>
+        <w:t>REQ-B5-007（Unwanted）</w:t>
+      </w:r>
+      <w:r>
+        <w:t xml:space="preserve"> 若支付回调请求未携带合法签名或签名校验不通过，则系统应拒绝受理并将订单标为异常；</w:t>
+      </w:r>
+      <w:r>
+        <w:rPr>
+          <w:b/>
+        </w:rPr>
+        <w:t>当前为 mock 阶段无验签、可被伪造回调标记已支付</w:t>
+      </w:r>
+      <w:r>
+        <w:t>，属上线前必须接入的高优缺口（真实验签：对 `orderNo+paidAmount+outTradeNo` 做 HMAC-SHA256，密钥与微信支付商户号一致）。</w:t>
+      </w:r>
+    </w:p>
+    <w:p>
+      <w:pPr>
+        <w:ind w:left="420"/>
+      </w:pPr>
+      <w:r>
+        <w:t xml:space="preserve">• </w:t>
+      </w:r>
+      <w:r>
+        <w:rPr>
+          <w:b/>
+        </w:rPr>
+        <w:t>REQ-M0-013（Unwanted）</w:t>
+      </w:r>
+      <w:r>
+        <w:t xml:space="preserve"> 若分页/筛选参数超出合法范围（如 `page&lt;1`、`page&gt;最大页`），则系统应归一化到有效范围或返回明确错误，而非静默忽略；当前后端未对 `page` 做边界校验（前端分页、后端返回全量），属接口契约澄清项。</w:t>
+      </w:r>
+    </w:p>
+    <w:p>
+      <w:pPr>
         <w:pStyle w:val="Heading1"/>
       </w:pPr>
       <w:r>
@@ -3293,6 +3378,66 @@
           </w:p>
         </w:tc>
       </w:tr>
+      <w:tr>
+        <w:tc>
+          <w:tcPr>
+            <w:tcW w:type="dxa" w:w="4986"/>
+          </w:tcPr>
+          <w:p>
+            <w:r>
+              <w:rPr>
+                <w:rFonts w:ascii="Times New Roman" w:hAnsi="Times New Roman" w:eastAsia="宋体"/>
+                <w:sz w:val="17"/>
+              </w:rPr>
+              <w:t>伪造支付回调（无签名）</w:t>
+            </w:r>
+          </w:p>
+        </w:tc>
+        <w:tc>
+          <w:tcPr>
+            <w:tcW w:type="dxa" w:w="4986"/>
+          </w:tcPr>
+          <w:p>
+            <w:r>
+              <w:rPr>
+                <w:rFonts w:ascii="Times New Roman" w:hAnsi="Times New Roman" w:eastAsia="宋体"/>
+                <w:sz w:val="17"/>
+              </w:rPr>
+              <w:t>上线前接入验签拒绝非法回调；当前 mock 阶段仅金额核对 + 幂等，需接入 HMAC 验签（REQ-B5-007）</w:t>
+            </w:r>
+          </w:p>
+        </w:tc>
+      </w:tr>
+      <w:tr>
+        <w:tc>
+          <w:tcPr>
+            <w:tcW w:type="dxa" w:w="4986"/>
+          </w:tcPr>
+          <w:p>
+            <w:r>
+              <w:rPr>
+                <w:rFonts w:ascii="Times New Roman" w:hAnsi="Times New Roman" w:eastAsia="宋体"/>
+                <w:sz w:val="17"/>
+              </w:rPr>
+              <w:t>恶意脚本注入（会员姓名等）</w:t>
+            </w:r>
+          </w:p>
+        </w:tc>
+        <w:tc>
+          <w:tcPr>
+            <w:tcW w:type="dxa" w:w="4986"/>
+          </w:tcPr>
+          <w:p>
+            <w:r>
+              <w:rPr>
+                <w:rFonts w:ascii="Times New Roman" w:hAnsi="Times New Roman" w:eastAsia="宋体"/>
+                <w:sz w:val="17"/>
+              </w:rPr>
+              <w:t>前端渲染统一 HTML 转义，脚本以纯文本呈现、不执行（REQ-M0-012）</w:t>
+            </w:r>
+          </w:p>
+        </w:tc>
+      </w:tr>
     </w:tbl>
     <w:p>
       <w:pPr>
@@ -3331,6 +3476,583 @@
         <w:t>本报告为第四阶段总纲；追溯关系见《业务—系统需求追溯矩阵》；模块功能见《系统功能结构说明》；权限、流程、状态、规则、报表、非功能与接口分别见同名文档；测试溯源见《关键规则—需求—测试溯源表》。</w:t>
       </w:r>
     </w:p>
+    <w:p>
+      <w:pPr>
+        <w:pStyle w:val="Heading1"/>
+      </w:pPr>
+      <w:r>
+        <w:t>13. 下一步完善（全量测试与安全探测后梳理）</w:t>
+      </w:r>
+    </w:p>
+    <w:p>
+      <w:pPr>
+        <w:ind w:left="283"/>
+      </w:pPr>
+      <w:r>
+        <w:t>依据最近一次全量测试（388 项自动化检查）与主动安全探测（越权 / 注入 / XSS / 支付伪造 / 异常输入）整理，按优先级排序。</w:t>
+      </w:r>
+    </w:p>
+    <w:tbl>
+      <w:tblPr>
+        <w:tblStyle w:val="TableGrid"/>
+        <w:tblW w:type="auto" w:w="0"/>
+        <w:tblLook w:firstColumn="1" w:firstRow="1" w:lastColumn="0" w:lastRow="0" w:noHBand="0" w:noVBand="1" w:val="04A0"/>
+      </w:tblPr>
+      <w:tblGrid>
+        <w:gridCol w:w="2493"/>
+        <w:gridCol w:w="2493"/>
+        <w:gridCol w:w="2493"/>
+        <w:gridCol w:w="2493"/>
+      </w:tblGrid>
+      <w:tr>
+        <w:tc>
+          <w:tcPr>
+            <w:tcW w:type="dxa" w:w="2493"/>
+          </w:tcPr>
+          <w:p/>
+        </w:tc>
+        <w:tc>
+          <w:tcPr>
+            <w:tcW w:type="dxa" w:w="2493"/>
+          </w:tcPr>
+          <w:p/>
+        </w:tc>
+        <w:tc>
+          <w:tcPr>
+            <w:tcW w:type="dxa" w:w="2493"/>
+          </w:tcPr>
+          <w:p/>
+        </w:tc>
+        <w:tc>
+          <w:tcPr>
+            <w:tcW w:type="dxa" w:w="2493"/>
+          </w:tcPr>
+          <w:p/>
+        </w:tc>
+      </w:tr>
+      <w:tr>
+        <w:tc>
+          <w:tcPr>
+            <w:tcW w:type="dxa" w:w="2493"/>
+          </w:tcPr>
+          <w:p>
+            <w:r>
+              <w:rPr>
+                <w:rFonts w:ascii="Times New Roman" w:hAnsi="Times New Roman" w:eastAsia="宋体"/>
+                <w:sz w:val="17"/>
+              </w:rPr>
+              <w:t>优先级</w:t>
+            </w:r>
+          </w:p>
+        </w:tc>
+        <w:tc>
+          <w:tcPr>
+            <w:tcW w:type="dxa" w:w="2493"/>
+          </w:tcPr>
+          <w:p>
+            <w:r>
+              <w:rPr>
+                <w:rFonts w:ascii="Times New Roman" w:hAnsi="Times New Roman" w:eastAsia="宋体"/>
+                <w:sz w:val="17"/>
+              </w:rPr>
+              <w:t>完善项</w:t>
+            </w:r>
+          </w:p>
+        </w:tc>
+        <w:tc>
+          <w:tcPr>
+            <w:tcW w:type="dxa" w:w="2493"/>
+          </w:tcPr>
+          <w:p>
+            <w:r>
+              <w:rPr>
+                <w:rFonts w:ascii="Times New Roman" w:hAnsi="Times New Roman" w:eastAsia="宋体"/>
+                <w:sz w:val="17"/>
+              </w:rPr>
+              <w:t>关联需求</w:t>
+            </w:r>
+          </w:p>
+        </w:tc>
+        <w:tc>
+          <w:tcPr>
+            <w:tcW w:type="dxa" w:w="2493"/>
+          </w:tcPr>
+          <w:p>
+            <w:r>
+              <w:rPr>
+                <w:rFonts w:ascii="Times New Roman" w:hAnsi="Times New Roman" w:eastAsia="宋体"/>
+                <w:sz w:val="17"/>
+              </w:rPr>
+              <w:t>现状与依据</w:t>
+            </w:r>
+          </w:p>
+        </w:tc>
+      </w:tr>
+      <w:tr>
+        <w:tc>
+          <w:tcPr>
+            <w:tcW w:type="dxa" w:w="2493"/>
+          </w:tcPr>
+          <w:p>
+            <w:r>
+              <w:rPr>
+                <w:rFonts w:ascii="Times New Roman" w:hAnsi="Times New Roman" w:eastAsia="宋体"/>
+                <w:sz w:val="17"/>
+              </w:rPr>
+              <w:t>P0 高</w:t>
+            </w:r>
+          </w:p>
+        </w:tc>
+        <w:tc>
+          <w:tcPr>
+            <w:tcW w:type="dxa" w:w="2493"/>
+          </w:tcPr>
+          <w:p>
+            <w:r>
+              <w:rPr>
+                <w:rFonts w:ascii="Times New Roman" w:hAnsi="Times New Roman" w:eastAsia="宋体"/>
+                <w:sz w:val="17"/>
+              </w:rPr>
+              <w:t>**支付回调接入验签**（HMAC-SHA256 + 幂等），否则伪造回调可把订单标为已支付并激活会籍</w:t>
+            </w:r>
+          </w:p>
+        </w:tc>
+        <w:tc>
+          <w:tcPr>
+            <w:tcW w:type="dxa" w:w="2493"/>
+          </w:tcPr>
+          <w:p>
+            <w:r>
+              <w:rPr>
+                <w:rFonts w:ascii="Times New Roman" w:hAnsi="Times New Roman" w:eastAsia="宋体"/>
+                <w:sz w:val="17"/>
+              </w:rPr>
+              <w:t>REQ-B5-007</w:t>
+            </w:r>
+          </w:p>
+        </w:tc>
+        <w:tc>
+          <w:tcPr>
+            <w:tcW w:type="dxa" w:w="2493"/>
+          </w:tcPr>
+          <w:p>
+            <w:r>
+              <w:rPr>
+                <w:rFonts w:ascii="Times New Roman" w:hAnsi="Times New Roman" w:eastAsia="宋体"/>
+                <w:sz w:val="17"/>
+              </w:rPr>
+              <w:t>探测确认 `/api/pay/notify/{orderNo}` 无鉴权且无验签，伪造回调成功</w:t>
+            </w:r>
+          </w:p>
+        </w:tc>
+      </w:tr>
+      <w:tr>
+        <w:tc>
+          <w:tcPr>
+            <w:tcW w:type="dxa" w:w="2493"/>
+          </w:tcPr>
+          <w:p>
+            <w:r>
+              <w:rPr>
+                <w:rFonts w:ascii="Times New Roman" w:hAnsi="Times New Roman" w:eastAsia="宋体"/>
+                <w:sz w:val="17"/>
+              </w:rPr>
+              <w:t>P1 中</w:t>
+            </w:r>
+          </w:p>
+        </w:tc>
+        <w:tc>
+          <w:tcPr>
+            <w:tcW w:type="dxa" w:w="2493"/>
+          </w:tcPr>
+          <w:p>
+            <w:r>
+              <w:rPr>
+                <w:rFonts w:ascii="Times New Roman" w:hAnsi="Times New Roman" w:eastAsia="宋体"/>
+                <w:sz w:val="17"/>
+              </w:rPr>
+              <w:t>**前端输出统一转义**（防存储型 XSS）</w:t>
+            </w:r>
+          </w:p>
+        </w:tc>
+        <w:tc>
+          <w:tcPr>
+            <w:tcW w:type="dxa" w:w="2493"/>
+          </w:tcPr>
+          <w:p>
+            <w:r>
+              <w:rPr>
+                <w:rFonts w:ascii="Times New Roman" w:hAnsi="Times New Roman" w:eastAsia="宋体"/>
+                <w:sz w:val="17"/>
+              </w:rPr>
+              <w:t>REQ-M0-012</w:t>
+            </w:r>
+          </w:p>
+        </w:tc>
+        <w:tc>
+          <w:tcPr>
+            <w:tcW w:type="dxa" w:w="2493"/>
+          </w:tcPr>
+          <w:p>
+            <w:r>
+              <w:rPr>
+                <w:rFonts w:ascii="Times New Roman" w:hAnsi="Times New Roman" w:eastAsia="宋体"/>
+                <w:sz w:val="17"/>
+              </w:rPr>
+              <w:t>探测确认自助注册姓名 `&lt;img onerror=…&gt;` 原样入库，名单弹窗/会员列表未转义；**本次已修复会员名相关渲染点**</w:t>
+            </w:r>
+          </w:p>
+        </w:tc>
+      </w:tr>
+      <w:tr>
+        <w:tc>
+          <w:tcPr>
+            <w:tcW w:type="dxa" w:w="2493"/>
+          </w:tcPr>
+          <w:p>
+            <w:r>
+              <w:rPr>
+                <w:rFonts w:ascii="Times New Roman" w:hAnsi="Times New Roman" w:eastAsia="宋体"/>
+                <w:sz w:val="17"/>
+              </w:rPr>
+              <w:t>P1 中</w:t>
+            </w:r>
+          </w:p>
+        </w:tc>
+        <w:tc>
+          <w:tcPr>
+            <w:tcW w:type="dxa" w:w="2493"/>
+          </w:tcPr>
+          <w:p>
+            <w:r>
+              <w:rPr>
+                <w:rFonts w:ascii="Times New Roman" w:hAnsi="Times New Roman" w:eastAsia="宋体"/>
+                <w:sz w:val="17"/>
+              </w:rPr>
+              <w:t>分页/筛选参数边界校验，接口契约明确 `page` 语义</w:t>
+            </w:r>
+          </w:p>
+        </w:tc>
+        <w:tc>
+          <w:tcPr>
+            <w:tcW w:type="dxa" w:w="2493"/>
+          </w:tcPr>
+          <w:p>
+            <w:r>
+              <w:rPr>
+                <w:rFonts w:ascii="Times New Roman" w:hAnsi="Times New Roman" w:eastAsia="宋体"/>
+                <w:sz w:val="17"/>
+              </w:rPr>
+              <w:t>REQ-M0-013</w:t>
+            </w:r>
+          </w:p>
+        </w:tc>
+        <w:tc>
+          <w:tcPr>
+            <w:tcW w:type="dxa" w:w="2493"/>
+          </w:tcPr>
+          <w:p>
+            <w:r>
+              <w:rPr>
+                <w:rFonts w:ascii="Times New Roman" w:hAnsi="Times New Roman" w:eastAsia="宋体"/>
+                <w:sz w:val="17"/>
+              </w:rPr>
+              <w:t>探测确认 `page=-1`、`page=99999` 均返回 200，后端未校验</w:t>
+            </w:r>
+          </w:p>
+        </w:tc>
+      </w:tr>
+      <w:tr>
+        <w:tc>
+          <w:tcPr>
+            <w:tcW w:type="dxa" w:w="2493"/>
+          </w:tcPr>
+          <w:p>
+            <w:r>
+              <w:rPr>
+                <w:rFonts w:ascii="Times New Roman" w:hAnsi="Times New Roman" w:eastAsia="宋体"/>
+                <w:sz w:val="17"/>
+              </w:rPr>
+              <w:t>P2 中</w:t>
+            </w:r>
+          </w:p>
+        </w:tc>
+        <w:tc>
+          <w:tcPr>
+            <w:tcW w:type="dxa" w:w="2493"/>
+          </w:tcPr>
+          <w:p>
+            <w:r>
+              <w:rPr>
+                <w:rFonts w:ascii="Times New Roman" w:hAnsi="Times New Roman" w:eastAsia="宋体"/>
+                <w:sz w:val="17"/>
+              </w:rPr>
+              <w:t>体测录入与历史对比（REQ-B7-001/002，S3 切片未排入本次交付）</w:t>
+            </w:r>
+          </w:p>
+        </w:tc>
+        <w:tc>
+          <w:tcPr>
+            <w:tcW w:type="dxa" w:w="2493"/>
+          </w:tcPr>
+          <w:p>
+            <w:r>
+              <w:rPr>
+                <w:rFonts w:ascii="Times New Roman" w:hAnsi="Times New Roman" w:eastAsia="宋体"/>
+                <w:sz w:val="17"/>
+              </w:rPr>
+              <w:t>REQ-B7</w:t>
+            </w:r>
+          </w:p>
+        </w:tc>
+        <w:tc>
+          <w:tcPr>
+            <w:tcW w:type="dxa" w:w="2493"/>
+          </w:tcPr>
+          <w:p>
+            <w:r>
+              <w:rPr>
+                <w:rFonts w:ascii="Times New Roman" w:hAnsi="Times New Roman" w:eastAsia="宋体"/>
+                <w:sz w:val="17"/>
+              </w:rPr>
+              <w:t>数据库有 `assessment` 表，缺录入界面与接口</w:t>
+            </w:r>
+          </w:p>
+        </w:tc>
+      </w:tr>
+      <w:tr>
+        <w:tc>
+          <w:tcPr>
+            <w:tcW w:type="dxa" w:w="2493"/>
+          </w:tcPr>
+          <w:p>
+            <w:r>
+              <w:rPr>
+                <w:rFonts w:ascii="Times New Roman" w:hAnsi="Times New Roman" w:eastAsia="宋体"/>
+                <w:sz w:val="17"/>
+              </w:rPr>
+              <w:t>P2 中</w:t>
+            </w:r>
+          </w:p>
+        </w:tc>
+        <w:tc>
+          <w:tcPr>
+            <w:tcW w:type="dxa" w:w="2493"/>
+          </w:tcPr>
+          <w:p>
+            <w:r>
+              <w:rPr>
+                <w:rFonts w:ascii="Times New Roman" w:hAnsi="Times New Roman" w:eastAsia="宋体"/>
+                <w:sz w:val="17"/>
+              </w:rPr>
+              <w:t>器材台账与报修工单（REQ-B6-001、REQ-B8-007/008，S5 切片）</w:t>
+            </w:r>
+          </w:p>
+        </w:tc>
+        <w:tc>
+          <w:tcPr>
+            <w:tcW w:type="dxa" w:w="2493"/>
+          </w:tcPr>
+          <w:p>
+            <w:r>
+              <w:rPr>
+                <w:rFonts w:ascii="Times New Roman" w:hAnsi="Times New Roman" w:eastAsia="宋体"/>
+                <w:sz w:val="17"/>
+              </w:rPr>
+              <w:t>REQ-B6/B8</w:t>
+            </w:r>
+          </w:p>
+        </w:tc>
+        <w:tc>
+          <w:tcPr>
+            <w:tcW w:type="dxa" w:w="2493"/>
+          </w:tcPr>
+          <w:p>
+            <w:r>
+              <w:rPr>
+                <w:rFonts w:ascii="Times New Roman" w:hAnsi="Times New Roman" w:eastAsia="宋体"/>
+                <w:sz w:val="17"/>
+              </w:rPr>
+              <w:t>仅有表结构与包骨架</w:t>
+            </w:r>
+          </w:p>
+        </w:tc>
+      </w:tr>
+      <w:tr>
+        <w:tc>
+          <w:tcPr>
+            <w:tcW w:type="dxa" w:w="2493"/>
+          </w:tcPr>
+          <w:p>
+            <w:r>
+              <w:rPr>
+                <w:rFonts w:ascii="Times New Roman" w:hAnsi="Times New Roman" w:eastAsia="宋体"/>
+                <w:sz w:val="17"/>
+              </w:rPr>
+              <w:t>P2 低</w:t>
+            </w:r>
+          </w:p>
+        </w:tc>
+        <w:tc>
+          <w:tcPr>
+            <w:tcW w:type="dxa" w:w="2493"/>
+          </w:tcPr>
+          <w:p>
+            <w:r>
+              <w:rPr>
+                <w:rFonts w:ascii="Times New Roman" w:hAnsi="Times New Roman" w:eastAsia="宋体"/>
+                <w:sz w:val="17"/>
+              </w:rPr>
+              <w:t>预警任务超时自动升级店长</w:t>
+            </w:r>
+          </w:p>
+        </w:tc>
+        <w:tc>
+          <w:tcPr>
+            <w:tcW w:type="dxa" w:w="2493"/>
+          </w:tcPr>
+          <w:p>
+            <w:r>
+              <w:rPr>
+                <w:rFonts w:ascii="Times New Roman" w:hAnsi="Times New Roman" w:eastAsia="宋体"/>
+                <w:sz w:val="17"/>
+              </w:rPr>
+              <w:t>REQ-B8-006</w:t>
+            </w:r>
+          </w:p>
+        </w:tc>
+        <w:tc>
+          <w:tcPr>
+            <w:tcW w:type="dxa" w:w="2493"/>
+          </w:tcPr>
+          <w:p>
+            <w:r>
+              <w:rPr>
+                <w:rFonts w:ascii="Times New Roman" w:hAnsi="Times New Roman" w:eastAsia="宋体"/>
+                <w:sz w:val="17"/>
+              </w:rPr>
+              <w:t>任务生成与到期时间已实现，超时升级规则未实现</w:t>
+            </w:r>
+          </w:p>
+        </w:tc>
+      </w:tr>
+      <w:tr>
+        <w:tc>
+          <w:tcPr>
+            <w:tcW w:type="dxa" w:w="2493"/>
+          </w:tcPr>
+          <w:p>
+            <w:r>
+              <w:rPr>
+                <w:rFonts w:ascii="Times New Roman" w:hAnsi="Times New Roman" w:eastAsia="宋体"/>
+                <w:sz w:val="17"/>
+              </w:rPr>
+              <w:t>P3 低</w:t>
+            </w:r>
+          </w:p>
+        </w:tc>
+        <w:tc>
+          <w:tcPr>
+            <w:tcW w:type="dxa" w:w="2493"/>
+          </w:tcPr>
+          <w:p>
+            <w:r>
+              <w:rPr>
+                <w:rFonts w:ascii="Times New Roman" w:hAnsi="Times New Roman" w:eastAsia="宋体"/>
+                <w:sz w:val="17"/>
+              </w:rPr>
+              <w:t>候补队列的前端交互</w:t>
+            </w:r>
+          </w:p>
+        </w:tc>
+        <w:tc>
+          <w:tcPr>
+            <w:tcW w:type="dxa" w:w="2493"/>
+          </w:tcPr>
+          <w:p>
+            <w:r>
+              <w:rPr>
+                <w:rFonts w:ascii="Times New Roman" w:hAnsi="Times New Roman" w:eastAsia="宋体"/>
+                <w:sz w:val="17"/>
+              </w:rPr>
+              <w:t>REQ-B3-002</w:t>
+            </w:r>
+          </w:p>
+        </w:tc>
+        <w:tc>
+          <w:tcPr>
+            <w:tcW w:type="dxa" w:w="2493"/>
+          </w:tcPr>
+          <w:p>
+            <w:r>
+              <w:rPr>
+                <w:rFonts w:ascii="Times New Roman" w:hAnsi="Times New Roman" w:eastAsia="宋体"/>
+                <w:sz w:val="17"/>
+              </w:rPr>
+              <w:t>接口级已有，前端未开放候补操作</w:t>
+            </w:r>
+          </w:p>
+        </w:tc>
+      </w:tr>
+      <w:tr>
+        <w:tc>
+          <w:tcPr>
+            <w:tcW w:type="dxa" w:w="2493"/>
+          </w:tcPr>
+          <w:p>
+            <w:r>
+              <w:rPr>
+                <w:rFonts w:ascii="Times New Roman" w:hAnsi="Times New Roman" w:eastAsia="宋体"/>
+                <w:sz w:val="17"/>
+              </w:rPr>
+              <w:t>P3 低</w:t>
+            </w:r>
+          </w:p>
+        </w:tc>
+        <w:tc>
+          <w:tcPr>
+            <w:tcW w:type="dxa" w:w="2493"/>
+          </w:tcPr>
+          <w:p>
+            <w:r>
+              <w:rPr>
+                <w:rFonts w:ascii="Times New Roman" w:hAnsi="Times New Roman" w:eastAsia="宋体"/>
+                <w:sz w:val="17"/>
+              </w:rPr>
+              <w:t>教练/课程/场馆名等后台输入同样纳入统一转义（纵深防御）</w:t>
+            </w:r>
+          </w:p>
+        </w:tc>
+        <w:tc>
+          <w:tcPr>
+            <w:tcW w:type="dxa" w:w="2493"/>
+          </w:tcPr>
+          <w:p>
+            <w:r>
+              <w:rPr>
+                <w:rFonts w:ascii="Times New Roman" w:hAnsi="Times New Roman" w:eastAsia="宋体"/>
+                <w:sz w:val="17"/>
+              </w:rPr>
+              <w:t>REQ-M0-012</w:t>
+            </w:r>
+          </w:p>
+        </w:tc>
+        <w:tc>
+          <w:tcPr>
+            <w:tcW w:type="dxa" w:w="2493"/>
+          </w:tcPr>
+          <w:p>
+            <w:r>
+              <w:rPr>
+                <w:rFonts w:ascii="Times New Roman" w:hAnsi="Times New Roman" w:eastAsia="宋体"/>
+                <w:sz w:val="17"/>
+              </w:rPr>
+              <w:t>门店后台为授权角色，风险低于公开注册入口</w:t>
+            </w:r>
+          </w:p>
+        </w:tc>
+      </w:tr>
+    </w:tbl>
     <w:sectPr>
       <w:pgSz w:w="12240" w:h="15840"/>
       <w:pgMar w:top="1134" w:right="1134" w:bottom="1134" w:left="1134" w:header="720" w:footer="720" w:gutter="0"/>
